--- a/Fundamentos de Big Data 2026-1/ETLELT - Solución de un problema de Big data a través de un proceso ETLELT/bigdata-et0155-tarea-ETL-v2-informe-equipo_6.docx
+++ b/Fundamentos de Big Data 2026-1/ETLELT - Solución de un problema de Big data a través de un proceso ETLELT/bigdata-et0155-tarea-ETL-v2-informe-equipo_6.docx
@@ -12584,47 +12584,6 @@
         <w:t xml:space="preserve">10.- Determinar el tiempo y tamaño de procesamiento de un conjunto de registros. </w:t>
       </w:r>
     </w:p>
-    <w:p>
-      <w:pPr>
-        <w:spacing w:after="0"/>
-        <w:ind w:firstLine="720"/>
-        <w:jc w:val="both"/>
-        <w:rPr>
-          <w:i/>
-          <w:color w:val="0070C0"/>
-          <w:sz w:val="20"/>
-          <w:szCs w:val="20"/>
-        </w:rPr>
-      </w:pPr>
-      <w:r>
-        <w:rPr>
-          <w:i/>
-          <w:color w:val="0070C0"/>
-          <w:sz w:val="20"/>
-          <w:szCs w:val="20"/>
-        </w:rPr>
-        <w:t>Debe utilizar el algoritmo de cálculo de tiempo y almacenamiento. Este algoritmo realiza una generación aleatoria de operaciones y almacena los resultados en la tabla “</w:t>
-      </w:r>
-      <w:r>
-        <w:rPr>
-          <w:b/>
-          <w:i/>
-          <w:color w:val="0070C0"/>
-          <w:sz w:val="20"/>
-          <w:szCs w:val="20"/>
-        </w:rPr>
-        <w:t>tamanio</w:t>
-      </w:r>
-      <w:r>
-        <w:rPr>
-          <w:i/>
-          <w:color w:val="0070C0"/>
-          <w:sz w:val="20"/>
-          <w:szCs w:val="20"/>
-        </w:rPr>
-        <w:t>”. Debe correr el algoritmo para las diferentes cantidades de registros solicitados y registrar los resultados obtenidos. Por otro lado, se debe modificar el algoritmo para implementar un control de tiempo de procesamiento desde el momento que arranca la generación de registros hasta que termina. En el video debe mostrar el algoritmo en ejecución para la cantidad de 10.000 registros.</w:t>
-      </w:r>
-    </w:p>
     <w:tbl>
       <w:tblPr>
         <w:tblStyle w:val="Style38"/>
@@ -12641,11 +12600,11 @@
         <w:tblLook w:val="04A0" w:firstRow="1" w:lastRow="0" w:firstColumn="1" w:lastColumn="0" w:noHBand="0" w:noVBand="1"/>
       </w:tblPr>
       <w:tblGrid>
-        <w:gridCol w:w="1259"/>
-        <w:gridCol w:w="2093"/>
-        <w:gridCol w:w="1718"/>
-        <w:gridCol w:w="1587"/>
-        <w:gridCol w:w="3036"/>
+        <w:gridCol w:w="1244"/>
+        <w:gridCol w:w="2045"/>
+        <w:gridCol w:w="1937"/>
+        <w:gridCol w:w="1553"/>
+        <w:gridCol w:w="2914"/>
       </w:tblGrid>
       <w:tr>
         <w:tc>
@@ -12923,12 +12882,15 @@
           <w:p>
             <w:pPr>
               <w:spacing w:after="0" w:line="240" w:lineRule="auto"/>
-              <w:jc w:val="both"/>
+              <w:jc w:val="center"/>
               <w:rPr>
                 <w:sz w:val="20"/>
                 <w:szCs w:val="20"/>
               </w:rPr>
             </w:pPr>
+            <w:r>
+              <w:t>10.000</w:t>
+            </w:r>
           </w:p>
         </w:tc>
         <w:tc>
@@ -12938,12 +12900,15 @@
           <w:p>
             <w:pPr>
               <w:spacing w:after="0" w:line="240" w:lineRule="auto"/>
-              <w:jc w:val="both"/>
+              <w:jc w:val="center"/>
               <w:rPr>
                 <w:sz w:val="20"/>
                 <w:szCs w:val="20"/>
               </w:rPr>
             </w:pPr>
+            <w:r>
+              <w:t>11818.77 ms</w:t>
+            </w:r>
           </w:p>
         </w:tc>
         <w:tc>
@@ -12953,12 +12918,15 @@
           <w:p>
             <w:pPr>
               <w:spacing w:after="0" w:line="240" w:lineRule="auto"/>
-              <w:jc w:val="both"/>
+              <w:jc w:val="center"/>
               <w:rPr>
                 <w:sz w:val="20"/>
                 <w:szCs w:val="20"/>
               </w:rPr>
             </w:pPr>
+            <w:r>
+              <w:t>696 kB</w:t>
+            </w:r>
           </w:p>
         </w:tc>
         <w:tc>
@@ -12968,12 +12936,15 @@
           <w:p>
             <w:pPr>
               <w:spacing w:after="0" w:line="240" w:lineRule="auto"/>
-              <w:jc w:val="both"/>
+              <w:jc w:val="center"/>
               <w:rPr>
                 <w:sz w:val="20"/>
                 <w:szCs w:val="20"/>
               </w:rPr>
             </w:pPr>
+            <w:r>
+              <w:t>10 MB</w:t>
+            </w:r>
           </w:p>
         </w:tc>
       </w:tr>
@@ -13010,12 +12981,15 @@
           <w:p>
             <w:pPr>
               <w:spacing w:after="0" w:line="240" w:lineRule="auto"/>
-              <w:jc w:val="both"/>
+              <w:jc w:val="center"/>
               <w:rPr>
                 <w:sz w:val="20"/>
                 <w:szCs w:val="20"/>
               </w:rPr>
             </w:pPr>
+            <w:r>
+              <w:t>100.000</w:t>
+            </w:r>
           </w:p>
         </w:tc>
         <w:tc>
@@ -13025,12 +12999,15 @@
           <w:p>
             <w:pPr>
               <w:spacing w:after="0" w:line="240" w:lineRule="auto"/>
-              <w:jc w:val="both"/>
+              <w:jc w:val="center"/>
               <w:rPr>
                 <w:sz w:val="20"/>
                 <w:szCs w:val="20"/>
               </w:rPr>
             </w:pPr>
+            <w:r>
+              <w:t>111254.84 ms</w:t>
+            </w:r>
           </w:p>
         </w:tc>
         <w:tc>
@@ -13040,12 +13017,15 @@
           <w:p>
             <w:pPr>
               <w:spacing w:after="0" w:line="240" w:lineRule="auto"/>
-              <w:jc w:val="both"/>
+              <w:jc w:val="center"/>
               <w:rPr>
                 <w:sz w:val="20"/>
                 <w:szCs w:val="20"/>
               </w:rPr>
             </w:pPr>
+            <w:r>
+              <w:t>6704 kB</w:t>
+            </w:r>
           </w:p>
         </w:tc>
         <w:tc>
@@ -13055,12 +13035,15 @@
           <w:p>
             <w:pPr>
               <w:spacing w:after="0" w:line="240" w:lineRule="auto"/>
-              <w:jc w:val="both"/>
+              <w:jc w:val="center"/>
               <w:rPr>
                 <w:sz w:val="20"/>
                 <w:szCs w:val="20"/>
               </w:rPr>
             </w:pPr>
+            <w:r>
+              <w:t>16 MB</w:t>
+            </w:r>
           </w:p>
         </w:tc>
       </w:tr>
@@ -13097,12 +13080,15 @@
           <w:p>
             <w:pPr>
               <w:spacing w:after="0" w:line="240" w:lineRule="auto"/>
-              <w:jc w:val="both"/>
+              <w:jc w:val="center"/>
               <w:rPr>
                 <w:sz w:val="20"/>
                 <w:szCs w:val="20"/>
               </w:rPr>
             </w:pPr>
+            <w:r>
+              <w:t>1.000.000</w:t>
+            </w:r>
           </w:p>
         </w:tc>
         <w:tc>
@@ -13112,12 +13098,15 @@
           <w:p>
             <w:pPr>
               <w:spacing w:after="0" w:line="240" w:lineRule="auto"/>
-              <w:jc w:val="both"/>
+              <w:jc w:val="center"/>
               <w:rPr>
                 <w:sz w:val="20"/>
                 <w:szCs w:val="20"/>
               </w:rPr>
             </w:pPr>
+            <w:r>
+              <w:t>1.151.761,82 ms</w:t>
+            </w:r>
           </w:p>
         </w:tc>
         <w:tc>
@@ -13127,12 +13116,15 @@
           <w:p>
             <w:pPr>
               <w:spacing w:after="0" w:line="240" w:lineRule="auto"/>
-              <w:jc w:val="both"/>
+              <w:jc w:val="center"/>
               <w:rPr>
                 <w:sz w:val="20"/>
                 <w:szCs w:val="20"/>
               </w:rPr>
             </w:pPr>
+            <w:r>
+              <w:t>66.560 KB</w:t>
+            </w:r>
           </w:p>
         </w:tc>
         <w:tc>
@@ -13142,12 +13134,15 @@
           <w:p>
             <w:pPr>
               <w:spacing w:after="0" w:line="240" w:lineRule="auto"/>
-              <w:jc w:val="both"/>
+              <w:jc w:val="center"/>
               <w:rPr>
                 <w:sz w:val="20"/>
                 <w:szCs w:val="20"/>
               </w:rPr>
             </w:pPr>
+            <w:r>
+              <w:t>74 MB</w:t>
+            </w:r>
           </w:p>
         </w:tc>
       </w:tr>
@@ -13184,12 +13179,15 @@
           <w:p>
             <w:pPr>
               <w:spacing w:after="0" w:line="240" w:lineRule="auto"/>
-              <w:jc w:val="both"/>
+              <w:jc w:val="center"/>
               <w:rPr>
                 <w:sz w:val="20"/>
                 <w:szCs w:val="20"/>
               </w:rPr>
             </w:pPr>
+            <w:r>
+              <w:t>10.000.000</w:t>
+            </w:r>
           </w:p>
         </w:tc>
         <w:tc>
@@ -13199,12 +13197,15 @@
           <w:p>
             <w:pPr>
               <w:spacing w:after="0" w:line="240" w:lineRule="auto"/>
-              <w:jc w:val="both"/>
+              <w:jc w:val="center"/>
               <w:rPr>
                 <w:sz w:val="20"/>
                 <w:szCs w:val="20"/>
               </w:rPr>
             </w:pPr>
+            <w:r>
+              <w:t>11.785.167,23 ms</w:t>
+            </w:r>
           </w:p>
         </w:tc>
         <w:tc>
@@ -13214,12 +13215,15 @@
           <w:p>
             <w:pPr>
               <w:spacing w:after="0" w:line="240" w:lineRule="auto"/>
-              <w:jc w:val="both"/>
+              <w:jc w:val="center"/>
               <w:rPr>
                 <w:sz w:val="20"/>
                 <w:szCs w:val="20"/>
               </w:rPr>
             </w:pPr>
+            <w:r>
+              <w:t>666.624 KB</w:t>
+            </w:r>
           </w:p>
         </w:tc>
         <w:tc>
@@ -13229,24 +13233,25 @@
           <w:p>
             <w:pPr>
               <w:spacing w:after="0" w:line="240" w:lineRule="auto"/>
-              <w:jc w:val="both"/>
+              <w:jc w:val="center"/>
               <w:rPr>
                 <w:sz w:val="20"/>
                 <w:szCs w:val="20"/>
               </w:rPr>
             </w:pPr>
-          </w:p>
-        </w:tc>
-        <w:bookmarkStart w:id="2" w:name="_GoBack"/>
-        <w:bookmarkEnd w:id="2"/>
+            <w:r>
+              <w:t>661 MB</w:t>
+            </w:r>
+          </w:p>
+        </w:tc>
       </w:tr>
     </w:tbl>
     <w:p>
       <w:pPr>
         <w:pStyle w:val="Sinespaciado"/>
       </w:pPr>
-      <w:bookmarkStart w:id="3" w:name="_heading=h.30j0zll" w:colFirst="0" w:colLast="0"/>
-      <w:bookmarkEnd w:id="3"/>
+      <w:bookmarkStart w:id="2" w:name="_heading=h.30j0zll" w:colFirst="0" w:colLast="0"/>
+      <w:bookmarkEnd w:id="2"/>
     </w:p>
     <w:p>
       <w:pPr>
@@ -13273,436 +13278,1690 @@
       <w:pPr>
         <w:spacing w:after="0" w:line="240" w:lineRule="auto"/>
         <w:jc w:val="both"/>
+        <w:rPr>
+          <w:b/>
+          <w:color w:val="000000"/>
+          <w:sz w:val="20"/>
+          <w:szCs w:val="20"/>
+        </w:rPr>
+      </w:pPr>
+    </w:p>
+    <w:p>
+      <w:pPr>
+        <w:pStyle w:val="Prrafodelista"/>
+        <w:numPr>
+          <w:ilvl w:val="0"/>
+          <w:numId w:val="15"/>
+        </w:numPr>
+        <w:spacing w:after="0" w:line="240" w:lineRule="auto"/>
+        <w:jc w:val="both"/>
+        <w:rPr>
+          <w:color w:val="000000"/>
+          <w:sz w:val="20"/>
+          <w:szCs w:val="20"/>
+        </w:rPr>
+      </w:pPr>
+      <w:r>
+        <w:rPr>
+          <w:color w:val="000000"/>
+          <w:sz w:val="20"/>
+          <w:szCs w:val="20"/>
+        </w:rPr>
+        <w:t>En el l</w:t>
+      </w:r>
+      <w:r>
+        <w:rPr>
+          <w:color w:val="000000"/>
+          <w:sz w:val="20"/>
+          <w:szCs w:val="20"/>
+        </w:rPr>
+        <w:t xml:space="preserve">iderazgo </w:t>
+      </w:r>
+      <w:r>
+        <w:rPr>
+          <w:color w:val="000000"/>
+          <w:sz w:val="20"/>
+          <w:szCs w:val="20"/>
+        </w:rPr>
+        <w:t>t</w:t>
+      </w:r>
+      <w:r>
+        <w:rPr>
+          <w:color w:val="000000"/>
+          <w:sz w:val="20"/>
+          <w:szCs w:val="20"/>
+        </w:rPr>
+        <w:t xml:space="preserve">erritorial y </w:t>
+      </w:r>
+      <w:r>
+        <w:rPr>
+          <w:color w:val="000000"/>
+          <w:sz w:val="20"/>
+          <w:szCs w:val="20"/>
+        </w:rPr>
+        <w:t>c</w:t>
+      </w:r>
+      <w:r>
+        <w:rPr>
+          <w:color w:val="000000"/>
+          <w:sz w:val="20"/>
+          <w:szCs w:val="20"/>
+        </w:rPr>
+        <w:t>oncentración de Ingresos</w:t>
+      </w:r>
+      <w:r>
+        <w:rPr>
+          <w:color w:val="000000"/>
+          <w:sz w:val="20"/>
+          <w:szCs w:val="20"/>
+        </w:rPr>
+        <w:t xml:space="preserve"> t</w:t>
+      </w:r>
+      <w:r>
+        <w:rPr>
+          <w:color w:val="000000"/>
+          <w:sz w:val="20"/>
+          <w:szCs w:val="20"/>
+        </w:rPr>
+        <w:t xml:space="preserve">ras el proceso de consolidación y limpieza de la información, se han identificado patrones de consumo críticos para la rentabilidad de Gaseosas Poderosas. </w:t>
+      </w:r>
+      <w:r>
+        <w:rPr>
+          <w:bCs/>
+          <w:color w:val="000000"/>
+          <w:sz w:val="20"/>
+          <w:szCs w:val="20"/>
+        </w:rPr>
+        <w:t>En primer lugar está el liderazgo territorial y concentración de Ingresos</w:t>
+      </w:r>
+      <w:r>
+        <w:rPr>
+          <w:color w:val="000000"/>
+          <w:sz w:val="20"/>
+          <w:szCs w:val="20"/>
+        </w:rPr>
+        <w:t xml:space="preserve">, según la </w:t>
+      </w:r>
+      <w:r>
+        <w:rPr>
+          <w:bCs/>
+          <w:color w:val="000000"/>
+          <w:sz w:val="20"/>
+          <w:szCs w:val="20"/>
+        </w:rPr>
+        <w:t>consulta 7.1</w:t>
+      </w:r>
+      <w:r>
+        <w:rPr>
+          <w:color w:val="000000"/>
+          <w:sz w:val="20"/>
+          <w:szCs w:val="20"/>
+        </w:rPr>
+        <w:t xml:space="preserve">, el flujo de caja de la empresa depende fuertemente de tres departamentos: </w:t>
+      </w:r>
+      <w:r>
+        <w:rPr>
+          <w:bCs/>
+          <w:color w:val="000000"/>
+          <w:sz w:val="20"/>
+          <w:szCs w:val="20"/>
+        </w:rPr>
+        <w:t>Antioquia</w:t>
+      </w:r>
+      <w:r>
+        <w:rPr>
+          <w:bCs/>
+          <w:color w:val="000000"/>
+          <w:sz w:val="20"/>
+          <w:szCs w:val="20"/>
+        </w:rPr>
+        <w:t xml:space="preserve"> ($</w:t>
+      </w:r>
+      <w:r>
+        <w:rPr>
+          <w:bCs/>
+          <w:color w:val="000000"/>
+          <w:sz w:val="20"/>
+          <w:szCs w:val="20"/>
+        </w:rPr>
+        <w:t>105.759.800</w:t>
+      </w:r>
+      <w:r>
+        <w:rPr>
+          <w:bCs/>
+          <w:color w:val="000000"/>
+          <w:sz w:val="20"/>
+          <w:szCs w:val="20"/>
+        </w:rPr>
+        <w:t>)</w:t>
+      </w:r>
+      <w:r>
+        <w:rPr>
+          <w:bCs/>
+          <w:color w:val="000000"/>
+          <w:sz w:val="20"/>
+          <w:szCs w:val="20"/>
+        </w:rPr>
+        <w:t>,</w:t>
+      </w:r>
+      <w:r>
+        <w:rPr>
+          <w:bCs/>
+          <w:color w:val="000000"/>
+          <w:sz w:val="20"/>
+          <w:szCs w:val="20"/>
+        </w:rPr>
+        <w:t xml:space="preserve"> </w:t>
+      </w:r>
+      <w:r>
+        <w:rPr>
+          <w:iCs/>
+          <w:color w:val="000000"/>
+          <w:sz w:val="20"/>
+          <w:szCs w:val="20"/>
+        </w:rPr>
+        <w:t>Boyacá</w:t>
+      </w:r>
+      <w:r>
+        <w:rPr>
+          <w:iCs/>
+          <w:color w:val="000000"/>
+          <w:sz w:val="20"/>
+          <w:szCs w:val="20"/>
+        </w:rPr>
+        <w:t xml:space="preserve"> </w:t>
+      </w:r>
+      <w:r>
+        <w:rPr>
+          <w:iCs/>
+          <w:color w:val="000000"/>
+          <w:sz w:val="20"/>
+          <w:szCs w:val="20"/>
+        </w:rPr>
+        <w:t>(</w:t>
+      </w:r>
+      <w:r>
+        <w:rPr>
+          <w:iCs/>
+          <w:color w:val="000000"/>
+          <w:sz w:val="20"/>
+          <w:szCs w:val="20"/>
+        </w:rPr>
+        <w:t>$</w:t>
+      </w:r>
+      <w:r>
+        <w:rPr>
+          <w:iCs/>
+          <w:color w:val="000000"/>
+          <w:sz w:val="20"/>
+          <w:szCs w:val="20"/>
+        </w:rPr>
+        <w:t>98.982.900)</w:t>
+      </w:r>
+      <w:r>
+        <w:rPr>
+          <w:i/>
+          <w:iCs/>
+          <w:color w:val="000000"/>
+          <w:sz w:val="20"/>
+          <w:szCs w:val="20"/>
+        </w:rPr>
+        <w:t xml:space="preserve"> </w:t>
+      </w:r>
+      <w:r>
+        <w:rPr>
+          <w:color w:val="000000"/>
+          <w:sz w:val="20"/>
+          <w:szCs w:val="20"/>
+        </w:rPr>
+        <w:t xml:space="preserve">y </w:t>
+      </w:r>
+      <w:r>
+        <w:rPr>
+          <w:bCs/>
+          <w:color w:val="000000"/>
+          <w:sz w:val="20"/>
+          <w:szCs w:val="20"/>
+        </w:rPr>
+        <w:t>Cundinamarca</w:t>
+      </w:r>
+      <w:r>
+        <w:rPr>
+          <w:bCs/>
+          <w:color w:val="000000"/>
+          <w:sz w:val="20"/>
+          <w:szCs w:val="20"/>
+        </w:rPr>
+        <w:t xml:space="preserve"> </w:t>
+      </w:r>
+      <w:r>
+        <w:rPr>
+          <w:bCs/>
+          <w:color w:val="000000"/>
+          <w:sz w:val="20"/>
+          <w:szCs w:val="20"/>
+        </w:rPr>
+        <w:t xml:space="preserve"> ($93.349.300)</w:t>
+      </w:r>
+      <w:r>
+        <w:rPr>
+          <w:color w:val="000000"/>
+          <w:sz w:val="20"/>
+          <w:szCs w:val="20"/>
+        </w:rPr>
+        <w:t>.</w:t>
+      </w:r>
+    </w:p>
+    <w:p>
+      <w:pPr>
+        <w:pStyle w:val="Prrafodelista"/>
+        <w:spacing w:after="0" w:line="240" w:lineRule="auto"/>
+        <w:ind w:left="360"/>
+        <w:jc w:val="both"/>
+        <w:rPr>
+          <w:color w:val="000000"/>
+          <w:sz w:val="20"/>
+          <w:szCs w:val="20"/>
+        </w:rPr>
+      </w:pPr>
+    </w:p>
+    <w:p>
+      <w:pPr>
+        <w:pStyle w:val="Prrafodelista"/>
+        <w:spacing w:after="0" w:line="240" w:lineRule="auto"/>
+        <w:ind w:left="360"/>
+        <w:jc w:val="both"/>
+        <w:rPr>
+          <w:color w:val="000000"/>
+          <w:sz w:val="20"/>
+          <w:szCs w:val="20"/>
+        </w:rPr>
+      </w:pPr>
+      <w:r>
+        <w:rPr>
+          <w:color w:val="000000"/>
+          <w:sz w:val="20"/>
+          <w:szCs w:val="20"/>
+        </w:rPr>
+        <w:t>Estos tres entes territoriales representan el núcleo comercial de la franquicia. Cualquier interrupción logística en estas zonas afectaría gravemente la estabilidad financiera de la compañía.</w:t>
+      </w:r>
+    </w:p>
+    <w:p>
+      <w:pPr>
+        <w:pStyle w:val="Prrafodelista"/>
+        <w:spacing w:after="0" w:line="240" w:lineRule="auto"/>
+        <w:ind w:left="360"/>
+        <w:jc w:val="both"/>
+        <w:rPr>
+          <w:color w:val="000000"/>
+          <w:sz w:val="20"/>
+          <w:szCs w:val="20"/>
+        </w:rPr>
+      </w:pPr>
+    </w:p>
+    <w:p>
+      <w:pPr>
+        <w:pStyle w:val="Prrafodelista"/>
+        <w:numPr>
+          <w:ilvl w:val="0"/>
+          <w:numId w:val="15"/>
+        </w:numPr>
+        <w:spacing w:after="0" w:line="240" w:lineRule="auto"/>
+        <w:jc w:val="both"/>
+        <w:rPr>
+          <w:color w:val="000000"/>
+          <w:sz w:val="20"/>
+          <w:szCs w:val="20"/>
+        </w:rPr>
+      </w:pPr>
+      <w:r>
+        <w:rPr>
+          <w:color w:val="000000"/>
+          <w:sz w:val="20"/>
+          <w:szCs w:val="20"/>
+        </w:rPr>
+        <w:t xml:space="preserve">Dominio en la </w:t>
+      </w:r>
+      <w:r>
+        <w:rPr>
+          <w:color w:val="000000"/>
+          <w:sz w:val="20"/>
+          <w:szCs w:val="20"/>
+        </w:rPr>
+        <w:t>s</w:t>
+      </w:r>
+      <w:r>
+        <w:rPr>
+          <w:color w:val="000000"/>
+          <w:sz w:val="20"/>
+          <w:szCs w:val="20"/>
+        </w:rPr>
+        <w:t xml:space="preserve">ede </w:t>
+      </w:r>
+      <w:r>
+        <w:rPr>
+          <w:color w:val="000000"/>
+          <w:sz w:val="20"/>
+          <w:szCs w:val="20"/>
+        </w:rPr>
+        <w:t>p</w:t>
+      </w:r>
+      <w:r>
+        <w:rPr>
+          <w:color w:val="000000"/>
+          <w:sz w:val="20"/>
+          <w:szCs w:val="20"/>
+        </w:rPr>
+        <w:t xml:space="preserve">rincipal (Antioquia): </w:t>
+      </w:r>
+      <w:r>
+        <w:rPr>
+          <w:color w:val="000000"/>
+          <w:sz w:val="20"/>
+          <w:szCs w:val="20"/>
+        </w:rPr>
+        <w:t>l</w:t>
+      </w:r>
+      <w:r>
+        <w:rPr>
+          <w:color w:val="000000"/>
+          <w:sz w:val="20"/>
+          <w:szCs w:val="20"/>
+        </w:rPr>
+        <w:t>a Consulta 7.2 revela que la rotación de unidades físicas en nuestra sede central es liderada por los municipios de Valdivia (1.850 unidades) y Turbo (1.708 unidades). Además, la Consulta 7.6 confirma que el producto estrella en este departamento es COLOMBIANITA, generando ingresos por $35.680.800, seguido de cerca por MANZALOCA</w:t>
+      </w:r>
+    </w:p>
+    <w:p>
+      <w:pPr>
+        <w:pStyle w:val="Prrafodelista"/>
+        <w:spacing w:after="0" w:line="240" w:lineRule="auto"/>
+        <w:ind w:left="360"/>
+        <w:jc w:val="both"/>
+        <w:rPr>
+          <w:color w:val="000000"/>
+          <w:sz w:val="20"/>
+          <w:szCs w:val="20"/>
+        </w:rPr>
+      </w:pPr>
+    </w:p>
+    <w:p>
+      <w:pPr>
+        <w:pStyle w:val="Prrafodelista"/>
+        <w:numPr>
+          <w:ilvl w:val="0"/>
+          <w:numId w:val="15"/>
+        </w:numPr>
+        <w:spacing w:after="0" w:line="240" w:lineRule="auto"/>
+        <w:jc w:val="both"/>
+        <w:rPr>
+          <w:color w:val="000000"/>
+          <w:sz w:val="20"/>
+          <w:szCs w:val="20"/>
+        </w:rPr>
+      </w:pPr>
+      <w:r>
+        <w:rPr>
+          <w:color w:val="000000"/>
+          <w:sz w:val="20"/>
+          <w:szCs w:val="20"/>
+        </w:rPr>
+        <w:t xml:space="preserve">Penetración </w:t>
+      </w:r>
+      <w:r>
+        <w:rPr>
+          <w:color w:val="000000"/>
+          <w:sz w:val="20"/>
+          <w:szCs w:val="20"/>
+        </w:rPr>
+        <w:t>n</w:t>
+      </w:r>
+      <w:r>
+        <w:rPr>
+          <w:color w:val="000000"/>
+          <w:sz w:val="20"/>
+          <w:szCs w:val="20"/>
+        </w:rPr>
+        <w:t xml:space="preserve">acional del </w:t>
+      </w:r>
+      <w:r>
+        <w:rPr>
+          <w:color w:val="000000"/>
+          <w:sz w:val="20"/>
+          <w:szCs w:val="20"/>
+        </w:rPr>
+        <w:t>producto MANZALOCA</w:t>
+      </w:r>
+      <w:r>
+        <w:rPr>
+          <w:color w:val="000000"/>
+          <w:sz w:val="20"/>
+          <w:szCs w:val="20"/>
+        </w:rPr>
+        <w:t xml:space="preserve">: </w:t>
+      </w:r>
+      <w:r>
+        <w:rPr>
+          <w:color w:val="000000"/>
+          <w:sz w:val="20"/>
+          <w:szCs w:val="20"/>
+        </w:rPr>
+        <w:t>e</w:t>
+      </w:r>
+      <w:r>
+        <w:rPr>
+          <w:color w:val="000000"/>
+          <w:sz w:val="20"/>
+          <w:szCs w:val="20"/>
+        </w:rPr>
+        <w:t>ste sabor muestra una aceptación excepcional en el centro y sur del país. La Consulta 7.3 destaca que, fuera de Antioquia, los departamentos de Boyacá (26.289 unidades) y Santander (21.376 unidades) son sus principales mercados.</w:t>
+      </w:r>
+    </w:p>
+    <w:p>
+      <w:pPr>
+        <w:pStyle w:val="Prrafodelista"/>
+        <w:rPr>
+          <w:color w:val="000000"/>
+          <w:sz w:val="20"/>
+          <w:szCs w:val="20"/>
+        </w:rPr>
+      </w:pPr>
+    </w:p>
+    <w:p>
+      <w:pPr>
+        <w:pStyle w:val="Prrafodelista"/>
+        <w:numPr>
+          <w:ilvl w:val="0"/>
+          <w:numId w:val="15"/>
+        </w:numPr>
+        <w:spacing w:after="0" w:line="240" w:lineRule="auto"/>
+        <w:jc w:val="both"/>
+        <w:rPr>
+          <w:color w:val="000000"/>
+          <w:sz w:val="20"/>
+          <w:szCs w:val="20"/>
+        </w:rPr>
+      </w:pPr>
+      <w:r>
+        <w:rPr>
+          <w:color w:val="000000"/>
+          <w:sz w:val="20"/>
+          <w:szCs w:val="20"/>
+        </w:rPr>
+        <w:t xml:space="preserve">Zonas de </w:t>
+      </w:r>
+      <w:r>
+        <w:rPr>
+          <w:color w:val="000000"/>
+          <w:sz w:val="20"/>
+          <w:szCs w:val="20"/>
+        </w:rPr>
+        <w:t>a</w:t>
+      </w:r>
+      <w:r>
+        <w:rPr>
+          <w:color w:val="000000"/>
+          <w:sz w:val="20"/>
+          <w:szCs w:val="20"/>
+        </w:rPr>
+        <w:t xml:space="preserve">lerta (Municipios </w:t>
+      </w:r>
+      <w:r>
+        <w:rPr>
+          <w:color w:val="000000"/>
+          <w:sz w:val="20"/>
+          <w:szCs w:val="20"/>
+        </w:rPr>
+        <w:t>c</w:t>
+      </w:r>
+      <w:r>
+        <w:rPr>
+          <w:color w:val="000000"/>
+          <w:sz w:val="20"/>
+          <w:szCs w:val="20"/>
+        </w:rPr>
+        <w:t xml:space="preserve">ríticos): </w:t>
+      </w:r>
+      <w:r>
+        <w:rPr>
+          <w:color w:val="000000"/>
+          <w:sz w:val="20"/>
+          <w:szCs w:val="20"/>
+        </w:rPr>
+        <w:t>s</w:t>
+      </w:r>
+      <w:r>
+        <w:rPr>
+          <w:color w:val="000000"/>
+          <w:sz w:val="20"/>
+          <w:szCs w:val="20"/>
+        </w:rPr>
+        <w:t>e han detectado mercados con un desempeño marginal que requieren intervención inmediata. La Consulta 7.4 identifica a Zarzal (Valle del Cauca) con ventas de apenas 68.200</w:t>
+      </w:r>
+      <w:r>
+        <w:rPr>
+          <w:rFonts w:ascii="Cambria Math" w:hAnsi="Cambria Math" w:cs="Cambria Math"/>
+          <w:color w:val="000000"/>
+          <w:sz w:val="20"/>
+          <w:szCs w:val="20"/>
+        </w:rPr>
+        <w:t xml:space="preserve"> </w:t>
+      </w:r>
+      <w:r>
+        <w:rPr>
+          <w:color w:val="000000"/>
+          <w:sz w:val="20"/>
+          <w:szCs w:val="20"/>
+        </w:rPr>
+        <w:t>y</w:t>
+      </w:r>
+      <w:r>
+        <w:rPr>
+          <w:rFonts w:ascii="Cambria Math" w:hAnsi="Cambria Math" w:cs="Cambria Math"/>
+          <w:color w:val="000000"/>
+          <w:sz w:val="20"/>
+          <w:szCs w:val="20"/>
+        </w:rPr>
+        <w:t xml:space="preserve"> </w:t>
+      </w:r>
+      <w:r>
+        <w:rPr>
+          <w:color w:val="000000"/>
+          <w:sz w:val="20"/>
+          <w:szCs w:val="20"/>
+        </w:rPr>
+        <w:t>Pelaya</w:t>
+      </w:r>
+      <w:r>
+        <w:rPr>
+          <w:color w:val="000000"/>
+          <w:sz w:val="20"/>
+          <w:szCs w:val="20"/>
+        </w:rPr>
+        <w:t xml:space="preserve"> </w:t>
+      </w:r>
+      <w:r>
+        <w:rPr>
+          <w:color w:val="000000"/>
+          <w:sz w:val="20"/>
+          <w:szCs w:val="20"/>
+        </w:rPr>
+        <w:t>(Cesar)</w:t>
+      </w:r>
+      <w:r>
+        <w:rPr>
+          <w:rFonts w:ascii="Cambria Math" w:hAnsi="Cambria Math" w:cs="Cambria Math"/>
+          <w:color w:val="000000"/>
+          <w:sz w:val="20"/>
+          <w:szCs w:val="20"/>
+        </w:rPr>
+        <w:t xml:space="preserve"> </w:t>
+      </w:r>
+      <w:r>
+        <w:rPr>
+          <w:color w:val="000000"/>
+          <w:sz w:val="20"/>
+          <w:szCs w:val="20"/>
+        </w:rPr>
+        <w:t>con</w:t>
+      </w:r>
+      <w:r>
+        <w:rPr>
+          <w:rFonts w:ascii="Cambria Math" w:hAnsi="Cambria Math" w:cs="Cambria Math"/>
+          <w:color w:val="000000"/>
+          <w:sz w:val="20"/>
+          <w:szCs w:val="20"/>
+        </w:rPr>
+        <w:t xml:space="preserve"> </w:t>
+      </w:r>
+      <w:r>
+        <w:rPr>
+          <w:color w:val="000000"/>
+          <w:sz w:val="20"/>
+          <w:szCs w:val="20"/>
+        </w:rPr>
+        <w:t>86.400 como los puntos más bajos de la red de distribución</w:t>
+      </w:r>
+      <w:r>
+        <w:rPr>
+          <w:color w:val="000000"/>
+          <w:sz w:val="20"/>
+          <w:szCs w:val="20"/>
+        </w:rPr>
+        <w:t>.</w:t>
+      </w:r>
+    </w:p>
+    <w:p>
+      <w:pPr>
+        <w:pStyle w:val="Prrafodelista"/>
+        <w:rPr>
+          <w:color w:val="000000"/>
+          <w:sz w:val="20"/>
+          <w:szCs w:val="20"/>
+        </w:rPr>
+      </w:pPr>
+    </w:p>
+    <w:p>
+      <w:pPr>
+        <w:pStyle w:val="Prrafodelista"/>
+        <w:numPr>
+          <w:ilvl w:val="0"/>
+          <w:numId w:val="15"/>
+        </w:numPr>
+        <w:spacing w:after="0" w:line="240" w:lineRule="auto"/>
+        <w:jc w:val="both"/>
+        <w:rPr>
+          <w:color w:val="000000"/>
+          <w:sz w:val="20"/>
+          <w:szCs w:val="20"/>
+        </w:rPr>
+      </w:pPr>
+      <w:r>
+        <w:rPr>
+          <w:color w:val="000000"/>
+          <w:sz w:val="20"/>
+          <w:szCs w:val="20"/>
+        </w:rPr>
+        <w:t>Para garantizar que esta</w:t>
+      </w:r>
+      <w:r>
+        <w:rPr>
+          <w:color w:val="000000"/>
+          <w:sz w:val="20"/>
+          <w:szCs w:val="20"/>
+        </w:rPr>
+        <w:t>s conclusiones se basen en una fuente certera</w:t>
+      </w:r>
+      <w:r>
+        <w:rPr>
+          <w:color w:val="000000"/>
+          <w:sz w:val="20"/>
+          <w:szCs w:val="20"/>
+        </w:rPr>
+        <w:t xml:space="preserve">, se ejecutó un proceso de limpieza de datos (Data </w:t>
+      </w:r>
+      <w:proofErr w:type="spellStart"/>
+      <w:r>
+        <w:rPr>
+          <w:color w:val="000000"/>
+          <w:sz w:val="20"/>
+          <w:szCs w:val="20"/>
+        </w:rPr>
+        <w:t>Cleansing</w:t>
+      </w:r>
+      <w:proofErr w:type="spellEnd"/>
+      <w:r>
+        <w:rPr>
+          <w:color w:val="000000"/>
+          <w:sz w:val="20"/>
+          <w:szCs w:val="20"/>
+        </w:rPr>
+        <w:t>) sobre 10.000 registros.</w:t>
+      </w:r>
+      <w:r>
+        <w:rPr>
+          <w:color w:val="000000"/>
+          <w:sz w:val="20"/>
+          <w:szCs w:val="20"/>
+        </w:rPr>
+        <w:t xml:space="preserve"> </w:t>
+      </w:r>
+      <w:r>
+        <w:rPr>
+          <w:color w:val="000000"/>
+          <w:sz w:val="20"/>
+          <w:szCs w:val="20"/>
+        </w:rPr>
+        <w:t>Se utilizaron técnicas de imputación para salvar ventas que originalmente estaban en "0" (Tipo B), asignándoles el promedio municipal, y se corrigieron errores de digitación como cantidades negativas (Tipo C).</w:t>
+      </w:r>
+      <w:r>
+        <w:rPr>
+          <w:color w:val="000000"/>
+          <w:sz w:val="20"/>
+          <w:szCs w:val="20"/>
+        </w:rPr>
+        <w:t xml:space="preserve"> </w:t>
+      </w:r>
+      <w:r>
+        <w:rPr>
+          <w:color w:val="000000"/>
+          <w:sz w:val="20"/>
+          <w:szCs w:val="20"/>
+        </w:rPr>
+        <w:t xml:space="preserve">La veracidad del análisis se confirma porque la VIEW </w:t>
+      </w:r>
+      <w:proofErr w:type="spellStart"/>
+      <w:r>
+        <w:rPr>
+          <w:color w:val="000000"/>
+          <w:sz w:val="20"/>
+          <w:szCs w:val="20"/>
+        </w:rPr>
+        <w:t>vista_operaciones</w:t>
+      </w:r>
+      <w:proofErr w:type="spellEnd"/>
+      <w:r>
+        <w:rPr>
+          <w:color w:val="000000"/>
+          <w:sz w:val="20"/>
+          <w:szCs w:val="20"/>
+        </w:rPr>
+        <w:t xml:space="preserve"> refleja exactamente los mismos 10.000 registros que la tabla base, asegurando que no hubo pérdida de información durante la transformació</w:t>
+      </w:r>
+      <w:r>
+        <w:rPr>
+          <w:color w:val="000000"/>
+          <w:sz w:val="20"/>
+          <w:szCs w:val="20"/>
+        </w:rPr>
+        <w:t>n de los datos.</w:t>
+      </w:r>
+    </w:p>
+    <w:p>
+      <w:pPr>
+        <w:pStyle w:val="Prrafodelista"/>
+        <w:rPr>
+          <w:color w:val="000000"/>
+          <w:sz w:val="20"/>
+          <w:szCs w:val="20"/>
+        </w:rPr>
+      </w:pPr>
+    </w:p>
+    <w:p>
+      <w:pPr>
+        <w:pStyle w:val="Prrafodelista"/>
+        <w:numPr>
+          <w:ilvl w:val="0"/>
+          <w:numId w:val="15"/>
+        </w:numPr>
+        <w:spacing w:after="0" w:line="240" w:lineRule="auto"/>
+        <w:jc w:val="both"/>
+        <w:rPr>
+          <w:color w:val="000000"/>
+          <w:sz w:val="20"/>
+          <w:szCs w:val="20"/>
+        </w:rPr>
+      </w:pPr>
+      <w:r>
+        <w:rPr>
+          <w:color w:val="000000"/>
+          <w:sz w:val="20"/>
+          <w:szCs w:val="20"/>
+        </w:rPr>
+        <w:t xml:space="preserve">Pensando en la expansión nacional, se simuló el procesamiento de grandes volúmenes </w:t>
+      </w:r>
+      <w:r>
+        <w:rPr>
+          <w:color w:val="000000"/>
+          <w:sz w:val="20"/>
+          <w:szCs w:val="20"/>
+        </w:rPr>
+        <w:t>de datos e</w:t>
+      </w:r>
+      <w:r>
+        <w:rPr>
+          <w:color w:val="000000"/>
+          <w:sz w:val="20"/>
+          <w:szCs w:val="20"/>
+        </w:rPr>
+        <w:t>l sistema demostró estabilidad proces</w:t>
+      </w:r>
+      <w:r>
+        <w:rPr>
+          <w:color w:val="000000"/>
+          <w:sz w:val="20"/>
+          <w:szCs w:val="20"/>
+        </w:rPr>
+        <w:t>ando 10.000.000 de registros en aproximadamente</w:t>
+      </w:r>
+      <w:r>
+        <w:rPr>
+          <w:color w:val="000000"/>
+          <w:sz w:val="20"/>
+          <w:szCs w:val="20"/>
+        </w:rPr>
+        <w:t xml:space="preserve"> 3,27 horas. Sin embargo, a esta escala, una sola tabla ocupa el 98,49% de la base de datos </w:t>
+      </w:r>
+      <w:proofErr w:type="spellStart"/>
+      <w:r>
+        <w:rPr>
+          <w:color w:val="000000"/>
+          <w:sz w:val="20"/>
+          <w:szCs w:val="20"/>
+        </w:rPr>
+        <w:t>bigdata</w:t>
+      </w:r>
+      <w:proofErr w:type="spellEnd"/>
+      <w:r>
+        <w:rPr>
+          <w:color w:val="000000"/>
+          <w:sz w:val="20"/>
+          <w:szCs w:val="20"/>
+        </w:rPr>
+        <w:t xml:space="preserve"> (651 MB de 661 MB totales</w:t>
+      </w:r>
+      <w:r>
+        <w:rPr>
+          <w:color w:val="000000"/>
+          <w:sz w:val="20"/>
+          <w:szCs w:val="20"/>
+        </w:rPr>
+        <w:t xml:space="preserve"> </w:t>
+      </w:r>
+    </w:p>
+    <w:p>
+      <w:pPr>
+        <w:pStyle w:val="Prrafodelista"/>
+        <w:rPr>
+          <w:color w:val="000000"/>
+          <w:sz w:val="20"/>
+          <w:szCs w:val="20"/>
+        </w:rPr>
+      </w:pPr>
+    </w:p>
+    <w:p>
+      <w:pPr>
+        <w:pStyle w:val="Prrafodelista"/>
+        <w:spacing w:after="0" w:line="240" w:lineRule="auto"/>
+        <w:ind w:left="360"/>
+        <w:jc w:val="both"/>
+        <w:rPr>
+          <w:color w:val="000000"/>
+          <w:sz w:val="20"/>
+          <w:szCs w:val="20"/>
+        </w:rPr>
+      </w:pPr>
+      <w:r>
+        <w:rPr>
+          <w:color w:val="000000"/>
+          <w:sz w:val="20"/>
+          <w:szCs w:val="20"/>
+        </w:rPr>
+        <w:t>Riesgo detectado: El crecimiento masivo de datos (Volumen) eventualmente saturará las capacidades de almacenamiento local, lo que justifica una futura migración a arquitecturas en la nube (Cloud) para enriquecer el almacenamiento</w:t>
+      </w:r>
+    </w:p>
+    <w:p>
+      <w:pPr>
+        <w:pStyle w:val="Prrafodelista"/>
+        <w:spacing w:after="0" w:line="240" w:lineRule="auto"/>
+        <w:ind w:left="360"/>
+        <w:jc w:val="both"/>
+        <w:rPr>
+          <w:color w:val="000000"/>
+          <w:sz w:val="20"/>
+          <w:szCs w:val="20"/>
+        </w:rPr>
+      </w:pPr>
+    </w:p>
+    <w:p>
+      <w:pPr>
+        <w:pStyle w:val="Prrafodelista"/>
+        <w:spacing w:after="0" w:line="240" w:lineRule="auto"/>
+        <w:ind w:left="360"/>
+        <w:jc w:val="both"/>
+        <w:rPr>
+          <w:color w:val="000000"/>
+          <w:sz w:val="20"/>
+          <w:szCs w:val="20"/>
+        </w:rPr>
+      </w:pPr>
+    </w:p>
+    <w:p>
+      <w:pPr>
+        <w:spacing w:after="0" w:line="240" w:lineRule="auto"/>
+        <w:jc w:val="both"/>
+        <w:rPr>
+          <w:color w:val="000000"/>
+          <w:sz w:val="20"/>
+          <w:szCs w:val="20"/>
+        </w:rPr>
+      </w:pPr>
+    </w:p>
+    <w:p>
+      <w:pPr>
+        <w:spacing w:after="0" w:line="240" w:lineRule="auto"/>
+        <w:jc w:val="both"/>
+        <w:rPr>
+          <w:b/>
+          <w:color w:val="000000"/>
+          <w:sz w:val="20"/>
+          <w:szCs w:val="20"/>
+        </w:rPr>
+      </w:pPr>
+      <w:r>
+        <w:rPr>
+          <w:b/>
+          <w:color w:val="000000"/>
+          <w:sz w:val="20"/>
+          <w:szCs w:val="20"/>
+        </w:rPr>
+        <w:lastRenderedPageBreak/>
+        <w:t xml:space="preserve">Propuestas y </w:t>
+      </w:r>
+      <w:r>
+        <w:rPr>
+          <w:b/>
+          <w:color w:val="000000"/>
+          <w:sz w:val="20"/>
+          <w:szCs w:val="20"/>
+        </w:rPr>
+        <w:t>a</w:t>
+      </w:r>
+      <w:r>
+        <w:rPr>
+          <w:b/>
+          <w:color w:val="000000"/>
+          <w:sz w:val="20"/>
+          <w:szCs w:val="20"/>
+        </w:rPr>
+        <w:t xml:space="preserve">cciones </w:t>
+      </w:r>
+      <w:r>
+        <w:rPr>
+          <w:b/>
+          <w:color w:val="000000"/>
+          <w:sz w:val="20"/>
+          <w:szCs w:val="20"/>
+        </w:rPr>
+        <w:t>s</w:t>
+      </w:r>
+      <w:r>
+        <w:rPr>
+          <w:b/>
+          <w:color w:val="000000"/>
+          <w:sz w:val="20"/>
+          <w:szCs w:val="20"/>
+        </w:rPr>
+        <w:t>ugeridas</w:t>
+      </w:r>
+    </w:p>
+    <w:p>
+      <w:pPr>
+        <w:spacing w:after="0" w:line="240" w:lineRule="auto"/>
+        <w:jc w:val="both"/>
+        <w:rPr>
+          <w:b/>
+          <w:color w:val="000000"/>
+          <w:sz w:val="20"/>
+          <w:szCs w:val="20"/>
+        </w:rPr>
+      </w:pPr>
+    </w:p>
+    <w:p>
+      <w:pPr>
+        <w:pStyle w:val="Prrafodelista"/>
+        <w:numPr>
+          <w:ilvl w:val="0"/>
+          <w:numId w:val="16"/>
+        </w:numPr>
+        <w:spacing w:after="0" w:line="240" w:lineRule="auto"/>
+        <w:ind w:left="360"/>
+        <w:jc w:val="both"/>
+        <w:rPr>
+          <w:color w:val="000000"/>
+          <w:sz w:val="20"/>
+          <w:szCs w:val="20"/>
+        </w:rPr>
+      </w:pPr>
+      <w:r>
+        <w:rPr>
+          <w:color w:val="000000"/>
+          <w:sz w:val="20"/>
+          <w:szCs w:val="20"/>
+        </w:rPr>
+        <w:t>Una e</w:t>
+      </w:r>
+      <w:r>
+        <w:rPr>
+          <w:color w:val="000000"/>
+          <w:sz w:val="20"/>
+          <w:szCs w:val="20"/>
+        </w:rPr>
+        <w:t xml:space="preserve">strategia de </w:t>
+      </w:r>
+      <w:r>
+        <w:rPr>
+          <w:color w:val="000000"/>
+          <w:sz w:val="20"/>
+          <w:szCs w:val="20"/>
+        </w:rPr>
+        <w:t>e</w:t>
+      </w:r>
+      <w:r>
+        <w:rPr>
+          <w:color w:val="000000"/>
+          <w:sz w:val="20"/>
+          <w:szCs w:val="20"/>
+        </w:rPr>
+        <w:t xml:space="preserve">xpansión </w:t>
+      </w:r>
+      <w:r>
+        <w:rPr>
+          <w:color w:val="000000"/>
+          <w:sz w:val="20"/>
+          <w:szCs w:val="20"/>
+        </w:rPr>
+        <w:t>l</w:t>
+      </w:r>
+      <w:r>
+        <w:rPr>
+          <w:color w:val="000000"/>
+          <w:sz w:val="20"/>
+          <w:szCs w:val="20"/>
+        </w:rPr>
+        <w:t>ogística</w:t>
+      </w:r>
+      <w:r>
+        <w:rPr>
+          <w:color w:val="000000"/>
+          <w:sz w:val="20"/>
+          <w:szCs w:val="20"/>
+        </w:rPr>
+        <w:t xml:space="preserve"> es r</w:t>
+      </w:r>
+      <w:r>
+        <w:rPr>
+          <w:color w:val="000000"/>
+          <w:sz w:val="20"/>
+          <w:szCs w:val="20"/>
+        </w:rPr>
+        <w:t xml:space="preserve">eforzar los centros de distribución en Valdivia y Turbo para mantener el liderazgo en Antioquia, dada </w:t>
+      </w:r>
+      <w:r>
+        <w:rPr>
+          <w:color w:val="000000"/>
+          <w:sz w:val="20"/>
+          <w:szCs w:val="20"/>
+        </w:rPr>
+        <w:t>su alta rotación de inventarios</w:t>
+      </w:r>
+      <w:r>
+        <w:rPr>
+          <w:color w:val="000000"/>
+          <w:sz w:val="20"/>
+          <w:szCs w:val="20"/>
+        </w:rPr>
+        <w:t>.</w:t>
+      </w:r>
+    </w:p>
+    <w:p>
+      <w:pPr>
+        <w:spacing w:after="0" w:line="240" w:lineRule="auto"/>
+        <w:jc w:val="both"/>
+        <w:rPr>
+          <w:color w:val="000000"/>
+          <w:sz w:val="20"/>
+          <w:szCs w:val="20"/>
+        </w:rPr>
+      </w:pPr>
+    </w:p>
+    <w:p>
+      <w:pPr>
+        <w:pStyle w:val="Prrafodelista"/>
+        <w:numPr>
+          <w:ilvl w:val="0"/>
+          <w:numId w:val="16"/>
+        </w:numPr>
+        <w:spacing w:after="0" w:line="240" w:lineRule="auto"/>
+        <w:ind w:left="360"/>
+        <w:jc w:val="both"/>
+        <w:rPr>
+          <w:color w:val="000000"/>
+          <w:sz w:val="20"/>
+          <w:szCs w:val="20"/>
+        </w:rPr>
+      </w:pPr>
+      <w:r>
+        <w:rPr>
+          <w:color w:val="000000"/>
+          <w:sz w:val="20"/>
+          <w:szCs w:val="20"/>
+        </w:rPr>
+        <w:t>Una c</w:t>
+      </w:r>
+      <w:r>
+        <w:rPr>
+          <w:color w:val="000000"/>
+          <w:sz w:val="20"/>
+          <w:szCs w:val="20"/>
+        </w:rPr>
+        <w:t xml:space="preserve">ampaña de </w:t>
+      </w:r>
+      <w:r>
+        <w:rPr>
+          <w:color w:val="000000"/>
+          <w:sz w:val="20"/>
+          <w:szCs w:val="20"/>
+        </w:rPr>
+        <w:t>m</w:t>
+      </w:r>
+      <w:r>
+        <w:rPr>
+          <w:color w:val="000000"/>
+          <w:sz w:val="20"/>
+          <w:szCs w:val="20"/>
+        </w:rPr>
+        <w:t xml:space="preserve">arketing </w:t>
+      </w:r>
+      <w:r>
+        <w:rPr>
+          <w:color w:val="000000"/>
+          <w:sz w:val="20"/>
+          <w:szCs w:val="20"/>
+        </w:rPr>
+        <w:t>focalizada, l</w:t>
+      </w:r>
+      <w:r>
+        <w:rPr>
+          <w:color w:val="000000"/>
+          <w:sz w:val="20"/>
+          <w:szCs w:val="20"/>
+        </w:rPr>
+        <w:t>anzar una promoción nacional de COLOMBIANITA, aprovechando que ya es el producto líder en monto</w:t>
+      </w:r>
+      <w:r>
+        <w:rPr>
+          <w:color w:val="000000"/>
+          <w:sz w:val="20"/>
+          <w:szCs w:val="20"/>
+        </w:rPr>
+        <w:t xml:space="preserve"> de ventas en la sede principal</w:t>
+      </w:r>
+      <w:r>
+        <w:rPr>
+          <w:color w:val="000000"/>
+          <w:sz w:val="20"/>
+          <w:szCs w:val="20"/>
+        </w:rPr>
+        <w:t>.</w:t>
+      </w:r>
+    </w:p>
+    <w:p>
+      <w:pPr>
+        <w:spacing w:after="0" w:line="240" w:lineRule="auto"/>
+        <w:jc w:val="both"/>
+        <w:rPr>
+          <w:color w:val="000000"/>
+          <w:sz w:val="20"/>
+          <w:szCs w:val="20"/>
+        </w:rPr>
+      </w:pPr>
+    </w:p>
+    <w:p>
+      <w:pPr>
+        <w:pStyle w:val="Prrafodelista"/>
+        <w:numPr>
+          <w:ilvl w:val="0"/>
+          <w:numId w:val="16"/>
+        </w:numPr>
+        <w:spacing w:after="0" w:line="240" w:lineRule="auto"/>
+        <w:ind w:left="360"/>
+        <w:jc w:val="both"/>
+        <w:rPr>
+          <w:color w:val="000000"/>
+          <w:sz w:val="20"/>
+          <w:szCs w:val="20"/>
+        </w:rPr>
+      </w:pPr>
+      <w:r>
+        <w:rPr>
+          <w:color w:val="000000"/>
+          <w:sz w:val="20"/>
+          <w:szCs w:val="20"/>
+        </w:rPr>
+        <w:t xml:space="preserve">Realizar un estudio de mercado en Zarzal y Pelaya para determinar si el bajo monto de ventas se debe a falta de publicidad o a </w:t>
+      </w:r>
+      <w:r>
+        <w:rPr>
+          <w:color w:val="000000"/>
+          <w:sz w:val="20"/>
+          <w:szCs w:val="20"/>
+        </w:rPr>
+        <w:t>problemas de distribución local</w:t>
+      </w:r>
+      <w:r>
+        <w:rPr>
+          <w:color w:val="000000"/>
+          <w:sz w:val="20"/>
+          <w:szCs w:val="20"/>
+        </w:rPr>
+        <w:t>.</w:t>
+      </w:r>
+    </w:p>
+    <w:p>
+      <w:pPr>
+        <w:spacing w:after="0" w:line="240" w:lineRule="auto"/>
+        <w:jc w:val="both"/>
+        <w:rPr>
+          <w:color w:val="000000"/>
+          <w:sz w:val="20"/>
+          <w:szCs w:val="20"/>
+        </w:rPr>
+      </w:pPr>
+    </w:p>
+    <w:p>
+      <w:pPr>
+        <w:pStyle w:val="Prrafodelista"/>
+        <w:numPr>
+          <w:ilvl w:val="0"/>
+          <w:numId w:val="16"/>
+        </w:numPr>
+        <w:spacing w:after="0" w:line="240" w:lineRule="auto"/>
+        <w:ind w:left="360"/>
+        <w:jc w:val="both"/>
+        <w:rPr>
+          <w:color w:val="000000"/>
+          <w:sz w:val="20"/>
+          <w:szCs w:val="20"/>
+        </w:rPr>
+      </w:pPr>
+      <w:r>
+        <w:rPr>
+          <w:color w:val="000000"/>
+          <w:sz w:val="20"/>
+          <w:szCs w:val="20"/>
+        </w:rPr>
+        <w:t xml:space="preserve">Iniciar la transición de los procesos ETL hacia un Data </w:t>
+      </w:r>
+      <w:proofErr w:type="spellStart"/>
+      <w:r>
+        <w:rPr>
+          <w:color w:val="000000"/>
+          <w:sz w:val="20"/>
+          <w:szCs w:val="20"/>
+        </w:rPr>
+        <w:t>Warehouse</w:t>
+      </w:r>
+      <w:proofErr w:type="spellEnd"/>
+      <w:r>
+        <w:rPr>
+          <w:color w:val="000000"/>
+          <w:sz w:val="20"/>
+          <w:szCs w:val="20"/>
+        </w:rPr>
+        <w:t xml:space="preserve"> centralizado que permita realizar estas consultas de negocio sin afectar el re</w:t>
+      </w:r>
+      <w:r>
+        <w:rPr>
+          <w:color w:val="000000"/>
+          <w:sz w:val="20"/>
+          <w:szCs w:val="20"/>
+        </w:rPr>
+        <w:t>ndimiento de las ventas diarias</w:t>
+      </w:r>
+      <w:r>
+        <w:rPr>
+          <w:color w:val="000000"/>
+          <w:sz w:val="20"/>
+          <w:szCs w:val="20"/>
+        </w:rPr>
+        <w:t>.</w:t>
+      </w:r>
+    </w:p>
+    <w:p>
+      <w:pPr>
+        <w:spacing w:after="0" w:line="240" w:lineRule="auto"/>
+        <w:jc w:val="both"/>
+        <w:rPr>
+          <w:color w:val="000000"/>
+          <w:sz w:val="20"/>
+          <w:szCs w:val="20"/>
+        </w:rPr>
+      </w:pPr>
+    </w:p>
+    <w:p>
+      <w:pPr>
+        <w:pStyle w:val="Prrafodelista"/>
+        <w:numPr>
+          <w:ilvl w:val="0"/>
+          <w:numId w:val="16"/>
+        </w:numPr>
+        <w:spacing w:after="0" w:line="240" w:lineRule="auto"/>
+        <w:ind w:left="360"/>
+        <w:jc w:val="both"/>
+        <w:rPr>
+          <w:color w:val="000000"/>
+          <w:sz w:val="20"/>
+          <w:szCs w:val="20"/>
+        </w:rPr>
+      </w:pPr>
+      <w:r>
+        <w:rPr>
+          <w:color w:val="000000"/>
+          <w:sz w:val="20"/>
+          <w:szCs w:val="20"/>
+        </w:rPr>
+        <w:t xml:space="preserve">Optimización del </w:t>
+      </w:r>
+      <w:r>
+        <w:rPr>
+          <w:color w:val="000000"/>
+          <w:sz w:val="20"/>
+          <w:szCs w:val="20"/>
+        </w:rPr>
+        <w:t>producto MANZALOCA, i</w:t>
+      </w:r>
+      <w:r>
+        <w:rPr>
+          <w:color w:val="000000"/>
+          <w:sz w:val="20"/>
+          <w:szCs w:val="20"/>
+        </w:rPr>
+        <w:t>ncrementar el stock de este producto en la Región Centro Oriente, donde la Consulta 7.5 muestra una demanda masiva (más de 82.000 unidades)</w:t>
+      </w:r>
+    </w:p>
+    <w:p>
+      <w:pPr>
+        <w:spacing w:after="0" w:line="240" w:lineRule="auto"/>
+        <w:jc w:val="both"/>
+        <w:rPr>
+          <w:b/>
+          <w:color w:val="000000"/>
+          <w:sz w:val="20"/>
+          <w:szCs w:val="20"/>
+        </w:rPr>
+      </w:pPr>
+    </w:p>
+    <w:p>
+      <w:pPr>
+        <w:spacing w:after="0" w:line="240" w:lineRule="auto"/>
+        <w:rPr>
+          <w:sz w:val="20"/>
+          <w:szCs w:val="20"/>
+          <w:highlight w:val="white"/>
+        </w:rPr>
+      </w:pPr>
+      <w:r>
+        <w:rPr>
+          <w:b/>
+          <w:color w:val="000000"/>
+          <w:sz w:val="20"/>
+          <w:szCs w:val="20"/>
+        </w:rPr>
+        <w:t xml:space="preserve">12.- </w:t>
+      </w:r>
+      <w:r>
+        <w:rPr>
+          <w:b/>
+          <w:sz w:val="20"/>
+          <w:szCs w:val="20"/>
+          <w:highlight w:val="white"/>
+        </w:rPr>
+        <w:t>Diagrama de flujo del programa Python de procesamiento ETL.</w:t>
+      </w:r>
+    </w:p>
+    <w:p>
+      <w:pPr>
+        <w:spacing w:after="0" w:line="240" w:lineRule="auto"/>
+        <w:jc w:val="both"/>
+        <w:rPr>
+          <w:b/>
+          <w:color w:val="000000"/>
+        </w:rPr>
+      </w:pPr>
+      <w:r>
         <w:rPr>
           <w:i/>
           <w:color w:val="0070C0"/>
           <w:sz w:val="20"/>
           <w:szCs w:val="20"/>
         </w:rPr>
-      </w:pPr>
-      <w:r>
+        <w:t xml:space="preserve">Debe presentar un diagrama de flujo detallado del programa que realiza el procesamiento ETL. </w:t>
+      </w:r>
+    </w:p>
+    <w:p>
+      <w:pPr>
+        <w:spacing w:after="0"/>
+        <w:jc w:val="both"/>
         <w:rPr>
           <w:i/>
           <w:color w:val="0070C0"/>
           <w:sz w:val="20"/>
           <w:szCs w:val="20"/>
         </w:rPr>
-        <w:t xml:space="preserve">Debe presentar ante la Junta Directiva el análisis de los resultados de esta situación de ventas hipotética. Debe pensar y razonar como un “científico de datos” que ha descubierto información valiosa y la quiere trasmitir a sus superiores para que estos tomen decisiones. Por lo tanto, además de analizar los resultados obtenidos, debe proponer o sugerir acciones a tomar. Recuerde, es una situación hipotética. </w:t>
-      </w:r>
+      </w:pPr>
     </w:p>
     <w:p>
       <w:pPr>
         <w:spacing w:after="0" w:line="240" w:lineRule="auto"/>
         <w:jc w:val="both"/>
         <w:rPr>
-          <w:i/>
+          <w:b/>
+          <w:color w:val="000000"/>
+          <w:sz w:val="20"/>
+          <w:szCs w:val="20"/>
+        </w:rPr>
+      </w:pPr>
+      <w:r>
+        <w:rPr>
+          <w:b/>
+          <w:color w:val="000000"/>
+          <w:sz w:val="20"/>
+          <w:szCs w:val="20"/>
+        </w:rPr>
+        <w:t>13.- Conclusiones</w:t>
+      </w:r>
+      <w:r>
+        <w:rPr>
+          <w:b/>
+          <w:color w:val="000000"/>
+          <w:sz w:val="20"/>
+          <w:szCs w:val="20"/>
+        </w:rPr>
+        <w:t xml:space="preserve"> INDIVIDUALES</w:t>
+      </w:r>
+    </w:p>
+    <w:p>
+      <w:pPr>
+        <w:spacing w:after="0" w:line="240" w:lineRule="auto"/>
+        <w:jc w:val="both"/>
+        <w:rPr>
+          <w:b/>
+          <w:color w:val="000000"/>
+          <w:sz w:val="20"/>
+          <w:szCs w:val="20"/>
+        </w:rPr>
+      </w:pPr>
+    </w:p>
+    <w:p>
+      <w:pPr>
+        <w:spacing w:after="0" w:line="240" w:lineRule="auto"/>
+        <w:jc w:val="both"/>
+        <w:rPr>
+          <w:color w:val="000000"/>
+          <w:sz w:val="20"/>
+          <w:szCs w:val="20"/>
+        </w:rPr>
+      </w:pPr>
+      <w:r>
+        <w:rPr>
+          <w:color w:val="000000"/>
+          <w:sz w:val="20"/>
+          <w:szCs w:val="20"/>
+        </w:rPr>
+        <w:t xml:space="preserve">A través de este </w:t>
+      </w:r>
+      <w:r>
+        <w:rPr>
+          <w:color w:val="000000"/>
+          <w:sz w:val="20"/>
+          <w:szCs w:val="20"/>
+        </w:rPr>
+        <w:t>trabajo practico</w:t>
+      </w:r>
+      <w:r>
+        <w:rPr>
+          <w:color w:val="000000"/>
+          <w:sz w:val="20"/>
+          <w:szCs w:val="20"/>
+        </w:rPr>
+        <w:t xml:space="preserve">, comprendí que el éxito de una estrategia de Big Data no reside solo en la cantidad de registros, sino en la eficacia del proceso ETL para garantizar que </w:t>
+      </w:r>
+      <w:r>
+        <w:rPr>
+          <w:color w:val="000000"/>
+          <w:sz w:val="20"/>
+          <w:szCs w:val="20"/>
+        </w:rPr>
+        <w:t>la información sea veraz y útil</w:t>
+      </w:r>
+      <w:r>
+        <w:rPr>
+          <w:color w:val="000000"/>
+          <w:sz w:val="20"/>
+          <w:szCs w:val="20"/>
+        </w:rPr>
+        <w:t>. Académicamente, fortalecer mis habilidades en SQL y Python para realizar limpieza de datos me otorga una base sólida para enfrenta</w:t>
+      </w:r>
+      <w:r>
+        <w:rPr>
+          <w:color w:val="000000"/>
+          <w:sz w:val="20"/>
+          <w:szCs w:val="20"/>
+        </w:rPr>
+        <w:t>r retos de ingeniería complejos</w:t>
+      </w:r>
+      <w:r>
+        <w:rPr>
+          <w:color w:val="000000"/>
+          <w:sz w:val="20"/>
+          <w:szCs w:val="20"/>
+        </w:rPr>
+        <w:t>. Profesionalmente, ahora entiendo que un científico de datos de</w:t>
+      </w:r>
+      <w:r>
+        <w:rPr>
+          <w:color w:val="000000"/>
+          <w:sz w:val="20"/>
+          <w:szCs w:val="20"/>
+        </w:rPr>
+        <w:t xml:space="preserve">be ser capaz de transformar el </w:t>
+      </w:r>
+      <w:proofErr w:type="spellStart"/>
+      <w:r>
+        <w:rPr>
+          <w:color w:val="000000"/>
+          <w:sz w:val="20"/>
+          <w:szCs w:val="20"/>
+        </w:rPr>
+        <w:t>embasuramiento</w:t>
+      </w:r>
+      <w:proofErr w:type="spellEnd"/>
+      <w:r>
+        <w:rPr>
+          <w:color w:val="000000"/>
+          <w:sz w:val="20"/>
+          <w:szCs w:val="20"/>
+        </w:rPr>
+        <w:t xml:space="preserve"> </w:t>
+      </w:r>
+      <w:r>
+        <w:rPr>
+          <w:color w:val="000000"/>
+          <w:sz w:val="20"/>
+          <w:szCs w:val="20"/>
+        </w:rPr>
+        <w:t>de hojas de cálculo en Smart Data que guíe a la gerencia en l</w:t>
+      </w:r>
+      <w:r>
+        <w:rPr>
+          <w:color w:val="000000"/>
+          <w:sz w:val="20"/>
+          <w:szCs w:val="20"/>
+        </w:rPr>
+        <w:t>a toma de decisiones informadas.</w:t>
+      </w:r>
+    </w:p>
+    <w:p>
+      <w:pPr>
+        <w:spacing w:after="0" w:line="240" w:lineRule="auto"/>
+        <w:rPr>
           <w:color w:val="0070C0"/>
           <w:sz w:val="20"/>
           <w:szCs w:val="20"/>
         </w:rPr>
       </w:pPr>
-      <w:r>
-        <w:rPr>
-          <w:i/>
-          <w:color w:val="0070C0"/>
-          <w:sz w:val="20"/>
-          <w:szCs w:val="20"/>
-        </w:rPr>
-        <w:t>Posibles preguntas que se puede hacer un Científico de Datos:</w:t>
-      </w:r>
-    </w:p>
-    <w:p>
-      <w:pPr>
-        <w:numPr>
-          <w:ilvl w:val="0"/>
-          <w:numId w:val="1"/>
-        </w:numPr>
+    </w:p>
+    <w:p>
+      <w:pPr>
         <w:spacing w:after="0" w:line="240" w:lineRule="auto"/>
         <w:jc w:val="both"/>
         <w:rPr>
-          <w:i/>
-          <w:color w:val="0070C0"/>
-          <w:sz w:val="20"/>
-          <w:szCs w:val="20"/>
-        </w:rPr>
-      </w:pPr>
-      <w:r>
-        <w:rPr>
-          <w:i/>
-          <w:color w:val="0070C0"/>
-          <w:sz w:val="20"/>
-          <w:szCs w:val="20"/>
-        </w:rPr>
-        <w:t>¿Por qué en este departamento se vendieron más gaseosas de todas los tipos?</w:t>
-      </w:r>
-    </w:p>
-    <w:p>
-      <w:pPr>
-        <w:numPr>
-          <w:ilvl w:val="0"/>
-          <w:numId w:val="1"/>
-        </w:numPr>
+          <w:b/>
+          <w:color w:val="000000"/>
+          <w:sz w:val="20"/>
+          <w:szCs w:val="20"/>
+        </w:rPr>
+      </w:pPr>
+      <w:r>
+        <w:rPr>
+          <w:b/>
+          <w:color w:val="000000"/>
+          <w:sz w:val="20"/>
+          <w:szCs w:val="20"/>
+        </w:rPr>
+        <w:t>14.- Video explicativo del desarrollo completo de la tarea por parte de los miembros del equipo</w:t>
+      </w:r>
+    </w:p>
+    <w:p>
+      <w:pPr>
         <w:spacing w:after="0" w:line="240" w:lineRule="auto"/>
         <w:jc w:val="both"/>
         <w:rPr>
-          <w:i/>
-          <w:color w:val="0070C0"/>
-          <w:sz w:val="20"/>
-          <w:szCs w:val="20"/>
-        </w:rPr>
-      </w:pPr>
-      <w:r>
-        <w:rPr>
-          <w:i/>
-          <w:color w:val="0070C0"/>
-          <w:sz w:val="20"/>
-          <w:szCs w:val="20"/>
-        </w:rPr>
-        <w:t>¿Por qué en este departamento tan importante se vendieron menos gaseosas que en otros departamentos con menor población?</w:t>
-      </w:r>
-    </w:p>
-    <w:p>
-      <w:pPr>
-        <w:numPr>
-          <w:ilvl w:val="0"/>
-          <w:numId w:val="1"/>
-        </w:numPr>
+          <w:b/>
+          <w:color w:val="000000"/>
+          <w:sz w:val="20"/>
+          <w:szCs w:val="20"/>
+        </w:rPr>
+      </w:pPr>
+    </w:p>
+    <w:p>
+      <w:pPr>
         <w:spacing w:after="0" w:line="240" w:lineRule="auto"/>
         <w:jc w:val="both"/>
         <w:rPr>
-          <w:i/>
-          <w:color w:val="0070C0"/>
-          <w:sz w:val="20"/>
-          <w:szCs w:val="20"/>
-        </w:rPr>
-      </w:pPr>
-      <w:r>
-        <w:rPr>
-          <w:i/>
-          <w:color w:val="0070C0"/>
-          <w:sz w:val="20"/>
-          <w:szCs w:val="20"/>
-        </w:rPr>
-        <w:t>¿Por qué estos municipios tuvieron ventas tan bajas?</w:t>
-      </w:r>
-    </w:p>
-    <w:p>
-      <w:pPr>
-        <w:numPr>
-          <w:ilvl w:val="0"/>
-          <w:numId w:val="1"/>
-        </w:numPr>
+          <w:b/>
+          <w:color w:val="000000"/>
+          <w:sz w:val="20"/>
+          <w:szCs w:val="20"/>
+        </w:rPr>
+      </w:pPr>
+      <w:r>
+        <w:rPr>
+          <w:b/>
+          <w:color w:val="000000"/>
+          <w:sz w:val="20"/>
+          <w:szCs w:val="20"/>
+        </w:rPr>
+        <w:t xml:space="preserve">Ruta Google Drive: </w:t>
+      </w:r>
+      <w:hyperlink r:id="rId26" w:history="1">
+        <w:r>
+          <w:rPr>
+            <w:rStyle w:val="Hipervnculo"/>
+            <w:b/>
+            <w:sz w:val="20"/>
+            <w:szCs w:val="20"/>
+          </w:rPr>
+          <w:t>https://drive.google.com/file/d/1Risf1yY0oN7URNMbP-U9UW-YAhspXA7W/view?usp=drive_link</w:t>
+        </w:r>
+      </w:hyperlink>
+    </w:p>
+    <w:p>
+      <w:pPr>
         <w:spacing w:after="0" w:line="240" w:lineRule="auto"/>
         <w:jc w:val="both"/>
         <w:rPr>
-          <w:i/>
-          <w:color w:val="0070C0"/>
-          <w:sz w:val="20"/>
-          <w:szCs w:val="20"/>
-        </w:rPr>
-      </w:pPr>
-      <w:r>
-        <w:rPr>
-          <w:i/>
-          <w:color w:val="0070C0"/>
-          <w:sz w:val="20"/>
-          <w:szCs w:val="20"/>
-        </w:rPr>
-        <w:t>¿Qué sucedió en estos municipios que arrojaron ventas fuera de la media esperada? (Datos atípicos)</w:t>
-      </w:r>
-    </w:p>
-    <w:p>
-      <w:pPr>
-        <w:spacing w:after="0" w:line="240" w:lineRule="auto"/>
-        <w:jc w:val="both"/>
-        <w:rPr>
-          <w:i/>
-          <w:color w:val="0070C0"/>
-          <w:sz w:val="20"/>
-          <w:szCs w:val="20"/>
-        </w:rPr>
-      </w:pPr>
-      <w:r>
-        <w:rPr>
-          <w:i/>
-          <w:color w:val="0070C0"/>
-          <w:sz w:val="20"/>
-          <w:szCs w:val="20"/>
-        </w:rPr>
-        <w:t>Así como las preguntas planteadas anteriormente, pueden surgir muchas más. La Ciencia de Datos es un Arte … todo depende de la mano del artista que de sus mejores pinceladas para obtener información valiosa para las instituciones.</w:t>
-      </w:r>
-    </w:p>
-    <w:p>
-      <w:pPr>
-        <w:spacing w:after="0"/>
-        <w:jc w:val="both"/>
-        <w:rPr>
-          <w:i/>
-          <w:color w:val="0070C0"/>
-          <w:sz w:val="20"/>
-          <w:szCs w:val="20"/>
-        </w:rPr>
-      </w:pPr>
-    </w:p>
-    <w:p>
-      <w:pPr>
-        <w:spacing w:after="0" w:line="240" w:lineRule="auto"/>
-        <w:rPr>
-          <w:sz w:val="20"/>
-          <w:szCs w:val="20"/>
-          <w:highlight w:val="white"/>
-        </w:rPr>
-      </w:pPr>
-      <w:r>
-        <w:rPr>
-          <w:b/>
-          <w:color w:val="000000"/>
-          <w:sz w:val="20"/>
-          <w:szCs w:val="20"/>
-        </w:rPr>
-        <w:t xml:space="preserve">12.- </w:t>
-      </w:r>
-      <w:r>
-        <w:rPr>
-          <w:b/>
-          <w:sz w:val="20"/>
-          <w:szCs w:val="20"/>
-          <w:highlight w:val="white"/>
-        </w:rPr>
-        <w:t>Diagrama de flujo del programa Python de procesamiento ETL.</w:t>
-      </w:r>
-    </w:p>
-    <w:p>
-      <w:pPr>
-        <w:spacing w:after="0" w:line="240" w:lineRule="auto"/>
-        <w:jc w:val="both"/>
-        <w:rPr>
-          <w:b/>
-          <w:color w:val="000000"/>
-        </w:rPr>
-      </w:pPr>
-      <w:r>
-        <w:rPr>
-          <w:i/>
-          <w:color w:val="0070C0"/>
-          <w:sz w:val="20"/>
-          <w:szCs w:val="20"/>
-        </w:rPr>
-        <w:t xml:space="preserve">Debe presentar un diagrama de flujo detallado del programa que realiza el procesamiento ETL. </w:t>
-      </w:r>
-    </w:p>
-    <w:p>
-      <w:pPr>
-        <w:spacing w:after="0"/>
-        <w:jc w:val="both"/>
-        <w:rPr>
-          <w:i/>
-          <w:color w:val="0070C0"/>
-          <w:sz w:val="20"/>
-          <w:szCs w:val="20"/>
-        </w:rPr>
-      </w:pPr>
-    </w:p>
-    <w:p>
-      <w:pPr>
-        <w:spacing w:after="0" w:line="240" w:lineRule="auto"/>
-        <w:jc w:val="both"/>
-        <w:rPr>
-          <w:b/>
-          <w:color w:val="000000"/>
-          <w:sz w:val="20"/>
-          <w:szCs w:val="20"/>
-        </w:rPr>
-      </w:pPr>
-      <w:r>
-        <w:rPr>
-          <w:b/>
-          <w:color w:val="000000"/>
-          <w:sz w:val="20"/>
-          <w:szCs w:val="20"/>
-        </w:rPr>
-        <w:t>13.- Conclusiones</w:t>
-      </w:r>
-      <w:r>
-        <w:rPr>
-          <w:b/>
-          <w:color w:val="000000"/>
-          <w:sz w:val="20"/>
-          <w:szCs w:val="20"/>
-        </w:rPr>
-        <w:t xml:space="preserve"> INDIVIDUALES</w:t>
-      </w:r>
-    </w:p>
-    <w:p>
-      <w:pPr>
-        <w:spacing w:after="0" w:line="240" w:lineRule="auto"/>
-        <w:rPr>
-          <w:i/>
-          <w:color w:val="0070C0"/>
-          <w:sz w:val="20"/>
-          <w:szCs w:val="20"/>
-          <w:u w:val="single"/>
-        </w:rPr>
-      </w:pPr>
-      <w:r>
-        <w:rPr>
-          <w:i/>
-          <w:color w:val="0070C0"/>
-          <w:sz w:val="20"/>
-          <w:szCs w:val="20"/>
-        </w:rPr>
-        <w:t>Presente sus conclusiones en relación al trabajo realizado y cómo impacta su vida académica y profesional</w:t>
-      </w:r>
-      <w:r>
-        <w:rPr>
-          <w:i/>
-          <w:color w:val="0070C0"/>
-          <w:sz w:val="20"/>
-          <w:szCs w:val="20"/>
-        </w:rPr>
-        <w:t xml:space="preserve">. Las conclusiones deben estar identificadas </w:t>
-      </w:r>
-      <w:r>
-        <w:rPr>
-          <w:i/>
-          <w:color w:val="0070C0"/>
-          <w:sz w:val="20"/>
-          <w:szCs w:val="20"/>
-        </w:rPr>
-        <w:t xml:space="preserve">y presentadas </w:t>
-      </w:r>
-      <w:r>
-        <w:rPr>
-          <w:i/>
-          <w:color w:val="0070C0"/>
-          <w:sz w:val="20"/>
-          <w:szCs w:val="20"/>
-        </w:rPr>
-        <w:t>individualmente</w:t>
-      </w:r>
-      <w:r>
-        <w:rPr>
-          <w:i/>
-          <w:color w:val="0070C0"/>
-          <w:sz w:val="20"/>
-          <w:szCs w:val="20"/>
-        </w:rPr>
-        <w:t xml:space="preserve"> por separado</w:t>
-      </w:r>
-      <w:r>
-        <w:rPr>
-          <w:i/>
-          <w:color w:val="0070C0"/>
-          <w:sz w:val="20"/>
-          <w:szCs w:val="20"/>
-        </w:rPr>
-        <w:t>.</w:t>
-      </w:r>
-      <w:r>
-        <w:rPr>
-          <w:i/>
-          <w:color w:val="0070C0"/>
-          <w:sz w:val="20"/>
-          <w:szCs w:val="20"/>
-        </w:rPr>
-        <w:t xml:space="preserve"> Cada estudiante realizará sus conclusiones individuales.</w:t>
-      </w:r>
-    </w:p>
-    <w:p>
-      <w:pPr>
-        <w:spacing w:after="0" w:line="240" w:lineRule="auto"/>
-        <w:rPr>
-          <w:i/>
-          <w:color w:val="0070C0"/>
-          <w:sz w:val="20"/>
-          <w:szCs w:val="20"/>
-        </w:rPr>
-      </w:pPr>
-    </w:p>
-    <w:p>
-      <w:pPr>
-        <w:spacing w:after="0" w:line="240" w:lineRule="auto"/>
-        <w:jc w:val="both"/>
-        <w:rPr>
-          <w:b/>
-          <w:color w:val="000000"/>
-          <w:sz w:val="20"/>
-          <w:szCs w:val="20"/>
-        </w:rPr>
-      </w:pPr>
-      <w:r>
-        <w:rPr>
-          <w:b/>
-          <w:color w:val="000000"/>
-          <w:sz w:val="20"/>
-          <w:szCs w:val="20"/>
-        </w:rPr>
-        <w:t>14.- Video explicativo del desarrollo completo de la tarea por parte de los miembros del equipo</w:t>
-      </w:r>
-    </w:p>
-    <w:p>
-      <w:pPr>
-        <w:spacing w:after="0"/>
-        <w:jc w:val="both"/>
-        <w:rPr>
-          <w:b/>
-          <w:i/>
-          <w:color w:val="C00000"/>
-          <w:sz w:val="20"/>
-          <w:szCs w:val="20"/>
-          <w:u w:val="single"/>
-        </w:rPr>
-      </w:pPr>
-      <w:r>
-        <w:rPr>
-          <w:i/>
-          <w:color w:val="0070C0"/>
-          <w:sz w:val="20"/>
-          <w:szCs w:val="20"/>
-        </w:rPr>
-        <w:t xml:space="preserve">Se debe elaborar un video dónde aparezcan todos los miembros del equipo de trabajo. Se debe explicar el desarrollo de la tarea y mostrar en pantalla la ejecución de los algoritmos y la construcción de las consultas SQL. Mostrar cómo se realiza la actividad en el pgAdmin4 y cómo construyeron los gráficos en base a las consultas SQL realizadas. Coloque el LINK del video en esta sección. El vídeo debe tener una duración mínima de 5 minutos y máximo de </w:t>
-      </w:r>
-      <w:r>
-        <w:rPr>
-          <w:i/>
-          <w:color w:val="0070C0"/>
-          <w:sz w:val="20"/>
-          <w:szCs w:val="20"/>
-        </w:rPr>
-        <w:t>15</w:t>
-      </w:r>
-      <w:r>
-        <w:rPr>
-          <w:i/>
-          <w:color w:val="0070C0"/>
-          <w:sz w:val="20"/>
-          <w:szCs w:val="20"/>
-        </w:rPr>
-        <w:t xml:space="preserve"> minutos. De tal modo, que deben practicar la presentación para que sean eficientes en el uso del tiempo y aborden de manera concreta todas las actividades. Cada miembro del equipo debe presentarse rápidamente (se debe ver su rostro o al menos el avatar) y explicar su aporte al trabajo.</w:t>
-      </w:r>
-      <w:r>
-        <w:rPr>
-          <w:i/>
-          <w:color w:val="0070C0"/>
-          <w:sz w:val="20"/>
-          <w:szCs w:val="20"/>
-        </w:rPr>
-        <w:t xml:space="preserve"> </w:t>
-      </w:r>
-      <w:r>
-        <w:rPr>
-          <w:b/>
-          <w:i/>
-          <w:color w:val="C00000"/>
-          <w:sz w:val="20"/>
-          <w:szCs w:val="20"/>
-          <w:u w:val="single"/>
-        </w:rPr>
-        <w:t>NOTA: No se trata de leer el informe, se trata de mostrar código en ejecución</w:t>
-      </w:r>
+          <w:b/>
+          <w:color w:val="000000"/>
+          <w:sz w:val="20"/>
+          <w:szCs w:val="20"/>
+        </w:rPr>
+      </w:pPr>
+      <w:bookmarkStart w:id="3" w:name="_GoBack"/>
+      <w:bookmarkEnd w:id="3"/>
     </w:p>
     <w:sectPr>
-      <w:headerReference w:type="default" r:id="rId26"/>
+      <w:headerReference w:type="default" r:id="rId27"/>
       <w:pgSz w:w="11906" w:h="16838"/>
       <w:pgMar w:top="1417" w:right="718" w:bottom="1134" w:left="1701" w:header="708" w:footer="708" w:gutter="0"/>
       <w:pgNumType w:start="1"/>
@@ -13949,7 +15208,7 @@
         <v:path o:extrusionok="f" gradientshapeok="t" o:connecttype="rect"/>
         <o:lock v:ext="edit" aspectratio="t"/>
       </v:shapetype>
-      <v:shape id="_x0000_i1032" type="#_x0000_t75" style="width:11.25pt;height:11.25pt" o:bullet="t">
+      <v:shape id="_x0000_i1108" type="#_x0000_t75" style="width:11.25pt;height:11.25pt" o:bullet="t">
         <v:imagedata r:id="rId1" o:title="msoCFE0"/>
       </v:shape>
     </w:pict>
@@ -14820,6 +16079,155 @@
     </w:lvl>
   </w:abstractNum>
   <w:abstractNum w:abstractNumId="6" w15:restartNumberingAfterBreak="0">
+    <w:nsid w:val="2013236F"/>
+    <w:multiLevelType w:val="multilevel"/>
+    <w:tmpl w:val="FFDC2EE2"/>
+    <w:lvl w:ilvl="0">
+      <w:start w:val="1"/>
+      <w:numFmt w:val="bullet"/>
+      <w:lvlText w:val=""/>
+      <w:lvlJc w:val="left"/>
+      <w:pPr>
+        <w:tabs>
+          <w:tab w:val="num" w:pos="720"/>
+        </w:tabs>
+        <w:ind w:left="720" w:hanging="360"/>
+      </w:pPr>
+      <w:rPr>
+        <w:rFonts w:ascii="Symbol" w:hAnsi="Symbol" w:hint="default"/>
+        <w:sz w:val="20"/>
+      </w:rPr>
+    </w:lvl>
+    <w:lvl w:ilvl="1">
+      <w:start w:val="1"/>
+      <w:numFmt w:val="bullet"/>
+      <w:lvlText w:val="o"/>
+      <w:lvlJc w:val="left"/>
+      <w:pPr>
+        <w:tabs>
+          <w:tab w:val="num" w:pos="1440"/>
+        </w:tabs>
+        <w:ind w:left="1440" w:hanging="360"/>
+      </w:pPr>
+      <w:rPr>
+        <w:rFonts w:ascii="Courier New" w:hAnsi="Courier New" w:hint="default"/>
+        <w:sz w:val="20"/>
+      </w:rPr>
+    </w:lvl>
+    <w:lvl w:ilvl="2" w:tentative="1">
+      <w:start w:val="1"/>
+      <w:numFmt w:val="bullet"/>
+      <w:lvlText w:val=""/>
+      <w:lvlJc w:val="left"/>
+      <w:pPr>
+        <w:tabs>
+          <w:tab w:val="num" w:pos="2160"/>
+        </w:tabs>
+        <w:ind w:left="2160" w:hanging="360"/>
+      </w:pPr>
+      <w:rPr>
+        <w:rFonts w:ascii="Wingdings" w:hAnsi="Wingdings" w:hint="default"/>
+        <w:sz w:val="20"/>
+      </w:rPr>
+    </w:lvl>
+    <w:lvl w:ilvl="3" w:tentative="1">
+      <w:start w:val="1"/>
+      <w:numFmt w:val="bullet"/>
+      <w:lvlText w:val=""/>
+      <w:lvlJc w:val="left"/>
+      <w:pPr>
+        <w:tabs>
+          <w:tab w:val="num" w:pos="2880"/>
+        </w:tabs>
+        <w:ind w:left="2880" w:hanging="360"/>
+      </w:pPr>
+      <w:rPr>
+        <w:rFonts w:ascii="Wingdings" w:hAnsi="Wingdings" w:hint="default"/>
+        <w:sz w:val="20"/>
+      </w:rPr>
+    </w:lvl>
+    <w:lvl w:ilvl="4" w:tentative="1">
+      <w:start w:val="1"/>
+      <w:numFmt w:val="bullet"/>
+      <w:lvlText w:val=""/>
+      <w:lvlJc w:val="left"/>
+      <w:pPr>
+        <w:tabs>
+          <w:tab w:val="num" w:pos="3600"/>
+        </w:tabs>
+        <w:ind w:left="3600" w:hanging="360"/>
+      </w:pPr>
+      <w:rPr>
+        <w:rFonts w:ascii="Wingdings" w:hAnsi="Wingdings" w:hint="default"/>
+        <w:sz w:val="20"/>
+      </w:rPr>
+    </w:lvl>
+    <w:lvl w:ilvl="5" w:tentative="1">
+      <w:start w:val="1"/>
+      <w:numFmt w:val="bullet"/>
+      <w:lvlText w:val=""/>
+      <w:lvlJc w:val="left"/>
+      <w:pPr>
+        <w:tabs>
+          <w:tab w:val="num" w:pos="4320"/>
+        </w:tabs>
+        <w:ind w:left="4320" w:hanging="360"/>
+      </w:pPr>
+      <w:rPr>
+        <w:rFonts w:ascii="Wingdings" w:hAnsi="Wingdings" w:hint="default"/>
+        <w:sz w:val="20"/>
+      </w:rPr>
+    </w:lvl>
+    <w:lvl w:ilvl="6" w:tentative="1">
+      <w:start w:val="1"/>
+      <w:numFmt w:val="bullet"/>
+      <w:lvlText w:val=""/>
+      <w:lvlJc w:val="left"/>
+      <w:pPr>
+        <w:tabs>
+          <w:tab w:val="num" w:pos="5040"/>
+        </w:tabs>
+        <w:ind w:left="5040" w:hanging="360"/>
+      </w:pPr>
+      <w:rPr>
+        <w:rFonts w:ascii="Wingdings" w:hAnsi="Wingdings" w:hint="default"/>
+        <w:sz w:val="20"/>
+      </w:rPr>
+    </w:lvl>
+    <w:lvl w:ilvl="7" w:tentative="1">
+      <w:start w:val="1"/>
+      <w:numFmt w:val="bullet"/>
+      <w:lvlText w:val=""/>
+      <w:lvlJc w:val="left"/>
+      <w:pPr>
+        <w:tabs>
+          <w:tab w:val="num" w:pos="5760"/>
+        </w:tabs>
+        <w:ind w:left="5760" w:hanging="360"/>
+      </w:pPr>
+      <w:rPr>
+        <w:rFonts w:ascii="Wingdings" w:hAnsi="Wingdings" w:hint="default"/>
+        <w:sz w:val="20"/>
+      </w:rPr>
+    </w:lvl>
+    <w:lvl w:ilvl="8" w:tentative="1">
+      <w:start w:val="1"/>
+      <w:numFmt w:val="bullet"/>
+      <w:lvlText w:val=""/>
+      <w:lvlJc w:val="left"/>
+      <w:pPr>
+        <w:tabs>
+          <w:tab w:val="num" w:pos="6480"/>
+        </w:tabs>
+        <w:ind w:left="6480" w:hanging="360"/>
+      </w:pPr>
+      <w:rPr>
+        <w:rFonts w:ascii="Wingdings" w:hAnsi="Wingdings" w:hint="default"/>
+        <w:sz w:val="20"/>
+      </w:rPr>
+    </w:lvl>
+  </w:abstractNum>
+  <w:abstractNum w:abstractNumId="7" w15:restartNumberingAfterBreak="0">
     <w:nsid w:val="3068374F"/>
     <w:multiLevelType w:val="multilevel"/>
     <w:tmpl w:val="AE8811E4"/>
@@ -14968,7 +16376,7 @@
       </w:rPr>
     </w:lvl>
   </w:abstractNum>
-  <w:abstractNum w:abstractNumId="7" w15:restartNumberingAfterBreak="0">
+  <w:abstractNum w:abstractNumId="8" w15:restartNumberingAfterBreak="0">
     <w:nsid w:val="46A74130"/>
     <w:multiLevelType w:val="hybridMultilevel"/>
     <w:tmpl w:val="047422EC"/>
@@ -15057,7 +16465,7 @@
       </w:pPr>
     </w:lvl>
   </w:abstractNum>
-  <w:abstractNum w:abstractNumId="8" w15:restartNumberingAfterBreak="0">
+  <w:abstractNum w:abstractNumId="9" w15:restartNumberingAfterBreak="0">
     <w:nsid w:val="4B2A5D02"/>
     <w:multiLevelType w:val="multilevel"/>
     <w:tmpl w:val="4FD4D786"/>
@@ -15207,7 +16615,7 @@
       </w:rPr>
     </w:lvl>
   </w:abstractNum>
-  <w:abstractNum w:abstractNumId="9" w15:restartNumberingAfterBreak="0">
+  <w:abstractNum w:abstractNumId="10" w15:restartNumberingAfterBreak="0">
     <w:nsid w:val="4C1E51D5"/>
     <w:multiLevelType w:val="multilevel"/>
     <w:tmpl w:val="4956D756"/>
@@ -15320,7 +16728,121 @@
       </w:pPr>
     </w:lvl>
   </w:abstractNum>
-  <w:abstractNum w:abstractNumId="10" w15:restartNumberingAfterBreak="0">
+  <w:abstractNum w:abstractNumId="11" w15:restartNumberingAfterBreak="0">
+    <w:nsid w:val="4DB310A9"/>
+    <w:multiLevelType w:val="hybridMultilevel"/>
+    <w:tmpl w:val="9E58105C"/>
+    <w:lvl w:ilvl="0" w:tplc="240A0007">
+      <w:start w:val="1"/>
+      <w:numFmt w:val="bullet"/>
+      <w:lvlText w:val=""/>
+      <w:lvlPicBulletId w:val="0"/>
+      <w:lvlJc w:val="left"/>
+      <w:pPr>
+        <w:ind w:left="720" w:hanging="360"/>
+      </w:pPr>
+      <w:rPr>
+        <w:rFonts w:ascii="Symbol" w:hAnsi="Symbol" w:hint="default"/>
+      </w:rPr>
+    </w:lvl>
+    <w:lvl w:ilvl="1" w:tplc="0C0A0003" w:tentative="1">
+      <w:start w:val="1"/>
+      <w:numFmt w:val="bullet"/>
+      <w:lvlText w:val="o"/>
+      <w:lvlJc w:val="left"/>
+      <w:pPr>
+        <w:ind w:left="1440" w:hanging="360"/>
+      </w:pPr>
+      <w:rPr>
+        <w:rFonts w:ascii="Courier New" w:hAnsi="Courier New" w:cs="Courier New" w:hint="default"/>
+      </w:rPr>
+    </w:lvl>
+    <w:lvl w:ilvl="2" w:tplc="0C0A0005" w:tentative="1">
+      <w:start w:val="1"/>
+      <w:numFmt w:val="bullet"/>
+      <w:lvlText w:val=""/>
+      <w:lvlJc w:val="left"/>
+      <w:pPr>
+        <w:ind w:left="2160" w:hanging="360"/>
+      </w:pPr>
+      <w:rPr>
+        <w:rFonts w:ascii="Wingdings" w:hAnsi="Wingdings" w:hint="default"/>
+      </w:rPr>
+    </w:lvl>
+    <w:lvl w:ilvl="3" w:tplc="0C0A0001" w:tentative="1">
+      <w:start w:val="1"/>
+      <w:numFmt w:val="bullet"/>
+      <w:lvlText w:val=""/>
+      <w:lvlJc w:val="left"/>
+      <w:pPr>
+        <w:ind w:left="2880" w:hanging="360"/>
+      </w:pPr>
+      <w:rPr>
+        <w:rFonts w:ascii="Symbol" w:hAnsi="Symbol" w:hint="default"/>
+      </w:rPr>
+    </w:lvl>
+    <w:lvl w:ilvl="4" w:tplc="0C0A0003" w:tentative="1">
+      <w:start w:val="1"/>
+      <w:numFmt w:val="bullet"/>
+      <w:lvlText w:val="o"/>
+      <w:lvlJc w:val="left"/>
+      <w:pPr>
+        <w:ind w:left="3600" w:hanging="360"/>
+      </w:pPr>
+      <w:rPr>
+        <w:rFonts w:ascii="Courier New" w:hAnsi="Courier New" w:cs="Courier New" w:hint="default"/>
+      </w:rPr>
+    </w:lvl>
+    <w:lvl w:ilvl="5" w:tplc="0C0A0005" w:tentative="1">
+      <w:start w:val="1"/>
+      <w:numFmt w:val="bullet"/>
+      <w:lvlText w:val=""/>
+      <w:lvlJc w:val="left"/>
+      <w:pPr>
+        <w:ind w:left="4320" w:hanging="360"/>
+      </w:pPr>
+      <w:rPr>
+        <w:rFonts w:ascii="Wingdings" w:hAnsi="Wingdings" w:hint="default"/>
+      </w:rPr>
+    </w:lvl>
+    <w:lvl w:ilvl="6" w:tplc="0C0A0001" w:tentative="1">
+      <w:start w:val="1"/>
+      <w:numFmt w:val="bullet"/>
+      <w:lvlText w:val=""/>
+      <w:lvlJc w:val="left"/>
+      <w:pPr>
+        <w:ind w:left="5040" w:hanging="360"/>
+      </w:pPr>
+      <w:rPr>
+        <w:rFonts w:ascii="Symbol" w:hAnsi="Symbol" w:hint="default"/>
+      </w:rPr>
+    </w:lvl>
+    <w:lvl w:ilvl="7" w:tplc="0C0A0003" w:tentative="1">
+      <w:start w:val="1"/>
+      <w:numFmt w:val="bullet"/>
+      <w:lvlText w:val="o"/>
+      <w:lvlJc w:val="left"/>
+      <w:pPr>
+        <w:ind w:left="5760" w:hanging="360"/>
+      </w:pPr>
+      <w:rPr>
+        <w:rFonts w:ascii="Courier New" w:hAnsi="Courier New" w:cs="Courier New" w:hint="default"/>
+      </w:rPr>
+    </w:lvl>
+    <w:lvl w:ilvl="8" w:tplc="0C0A0005" w:tentative="1">
+      <w:start w:val="1"/>
+      <w:numFmt w:val="bullet"/>
+      <w:lvlText w:val=""/>
+      <w:lvlJc w:val="left"/>
+      <w:pPr>
+        <w:ind w:left="6480" w:hanging="360"/>
+      </w:pPr>
+      <w:rPr>
+        <w:rFonts w:ascii="Wingdings" w:hAnsi="Wingdings" w:hint="default"/>
+      </w:rPr>
+    </w:lvl>
+  </w:abstractNum>
+  <w:abstractNum w:abstractNumId="12" w15:restartNumberingAfterBreak="0">
     <w:nsid w:val="5DCA5F49"/>
     <w:multiLevelType w:val="multilevel"/>
     <w:tmpl w:val="6DA6F104"/>
@@ -15469,7 +16991,7 @@
       </w:rPr>
     </w:lvl>
   </w:abstractNum>
-  <w:abstractNum w:abstractNumId="11" w15:restartNumberingAfterBreak="0">
+  <w:abstractNum w:abstractNumId="13" w15:restartNumberingAfterBreak="0">
     <w:nsid w:val="662264B7"/>
     <w:multiLevelType w:val="multilevel"/>
     <w:tmpl w:val="8AFC7234"/>
@@ -15618,7 +17140,7 @@
       </w:rPr>
     </w:lvl>
   </w:abstractNum>
-  <w:abstractNum w:abstractNumId="12" w15:restartNumberingAfterBreak="0">
+  <w:abstractNum w:abstractNumId="14" w15:restartNumberingAfterBreak="0">
     <w:nsid w:val="71372CEA"/>
     <w:multiLevelType w:val="multilevel"/>
     <w:tmpl w:val="71372CEA"/>
@@ -15731,11 +17253,125 @@
       </w:rPr>
     </w:lvl>
   </w:abstractNum>
+  <w:abstractNum w:abstractNumId="15" w15:restartNumberingAfterBreak="0">
+    <w:nsid w:val="75B90006"/>
+    <w:multiLevelType w:val="hybridMultilevel"/>
+    <w:tmpl w:val="7E96BFCA"/>
+    <w:lvl w:ilvl="0" w:tplc="240A0007">
+      <w:start w:val="1"/>
+      <w:numFmt w:val="bullet"/>
+      <w:lvlText w:val=""/>
+      <w:lvlPicBulletId w:val="0"/>
+      <w:lvlJc w:val="left"/>
+      <w:pPr>
+        <w:ind w:left="360" w:hanging="360"/>
+      </w:pPr>
+      <w:rPr>
+        <w:rFonts w:ascii="Symbol" w:hAnsi="Symbol" w:hint="default"/>
+      </w:rPr>
+    </w:lvl>
+    <w:lvl w:ilvl="1" w:tplc="0C0A0003" w:tentative="1">
+      <w:start w:val="1"/>
+      <w:numFmt w:val="bullet"/>
+      <w:lvlText w:val="o"/>
+      <w:lvlJc w:val="left"/>
+      <w:pPr>
+        <w:ind w:left="1080" w:hanging="360"/>
+      </w:pPr>
+      <w:rPr>
+        <w:rFonts w:ascii="Courier New" w:hAnsi="Courier New" w:cs="Courier New" w:hint="default"/>
+      </w:rPr>
+    </w:lvl>
+    <w:lvl w:ilvl="2" w:tplc="0C0A0005" w:tentative="1">
+      <w:start w:val="1"/>
+      <w:numFmt w:val="bullet"/>
+      <w:lvlText w:val=""/>
+      <w:lvlJc w:val="left"/>
+      <w:pPr>
+        <w:ind w:left="1800" w:hanging="360"/>
+      </w:pPr>
+      <w:rPr>
+        <w:rFonts w:ascii="Wingdings" w:hAnsi="Wingdings" w:hint="default"/>
+      </w:rPr>
+    </w:lvl>
+    <w:lvl w:ilvl="3" w:tplc="0C0A0001" w:tentative="1">
+      <w:start w:val="1"/>
+      <w:numFmt w:val="bullet"/>
+      <w:lvlText w:val=""/>
+      <w:lvlJc w:val="left"/>
+      <w:pPr>
+        <w:ind w:left="2520" w:hanging="360"/>
+      </w:pPr>
+      <w:rPr>
+        <w:rFonts w:ascii="Symbol" w:hAnsi="Symbol" w:hint="default"/>
+      </w:rPr>
+    </w:lvl>
+    <w:lvl w:ilvl="4" w:tplc="0C0A0003" w:tentative="1">
+      <w:start w:val="1"/>
+      <w:numFmt w:val="bullet"/>
+      <w:lvlText w:val="o"/>
+      <w:lvlJc w:val="left"/>
+      <w:pPr>
+        <w:ind w:left="3240" w:hanging="360"/>
+      </w:pPr>
+      <w:rPr>
+        <w:rFonts w:ascii="Courier New" w:hAnsi="Courier New" w:cs="Courier New" w:hint="default"/>
+      </w:rPr>
+    </w:lvl>
+    <w:lvl w:ilvl="5" w:tplc="0C0A0005" w:tentative="1">
+      <w:start w:val="1"/>
+      <w:numFmt w:val="bullet"/>
+      <w:lvlText w:val=""/>
+      <w:lvlJc w:val="left"/>
+      <w:pPr>
+        <w:ind w:left="3960" w:hanging="360"/>
+      </w:pPr>
+      <w:rPr>
+        <w:rFonts w:ascii="Wingdings" w:hAnsi="Wingdings" w:hint="default"/>
+      </w:rPr>
+    </w:lvl>
+    <w:lvl w:ilvl="6" w:tplc="0C0A0001" w:tentative="1">
+      <w:start w:val="1"/>
+      <w:numFmt w:val="bullet"/>
+      <w:lvlText w:val=""/>
+      <w:lvlJc w:val="left"/>
+      <w:pPr>
+        <w:ind w:left="4680" w:hanging="360"/>
+      </w:pPr>
+      <w:rPr>
+        <w:rFonts w:ascii="Symbol" w:hAnsi="Symbol" w:hint="default"/>
+      </w:rPr>
+    </w:lvl>
+    <w:lvl w:ilvl="7" w:tplc="0C0A0003" w:tentative="1">
+      <w:start w:val="1"/>
+      <w:numFmt w:val="bullet"/>
+      <w:lvlText w:val="o"/>
+      <w:lvlJc w:val="left"/>
+      <w:pPr>
+        <w:ind w:left="5400" w:hanging="360"/>
+      </w:pPr>
+      <w:rPr>
+        <w:rFonts w:ascii="Courier New" w:hAnsi="Courier New" w:cs="Courier New" w:hint="default"/>
+      </w:rPr>
+    </w:lvl>
+    <w:lvl w:ilvl="8" w:tplc="0C0A0005" w:tentative="1">
+      <w:start w:val="1"/>
+      <w:numFmt w:val="bullet"/>
+      <w:lvlText w:val=""/>
+      <w:lvlJc w:val="left"/>
+      <w:pPr>
+        <w:ind w:left="6120" w:hanging="360"/>
+      </w:pPr>
+      <w:rPr>
+        <w:rFonts w:ascii="Wingdings" w:hAnsi="Wingdings" w:hint="default"/>
+      </w:rPr>
+    </w:lvl>
+  </w:abstractNum>
   <w:num w:numId="1">
-    <w:abstractNumId w:val="12"/>
+    <w:abstractNumId w:val="14"/>
   </w:num>
   <w:num w:numId="2">
-    <w:abstractNumId w:val="9"/>
+    <w:abstractNumId w:val="10"/>
   </w:num>
   <w:num w:numId="3">
     <w:abstractNumId w:val="2"/>
@@ -15744,7 +17380,7 @@
     <w:abstractNumId w:val="5"/>
   </w:num>
   <w:num w:numId="5">
-    <w:abstractNumId w:val="10"/>
+    <w:abstractNumId w:val="12"/>
   </w:num>
   <w:num w:numId="6">
     <w:abstractNumId w:val="3"/>
@@ -15753,21 +17389,30 @@
     <w:abstractNumId w:val="4"/>
   </w:num>
   <w:num w:numId="8">
-    <w:abstractNumId w:val="7"/>
+    <w:abstractNumId w:val="8"/>
   </w:num>
   <w:num w:numId="9">
-    <w:abstractNumId w:val="6"/>
+    <w:abstractNumId w:val="7"/>
   </w:num>
   <w:num w:numId="10">
     <w:abstractNumId w:val="0"/>
   </w:num>
   <w:num w:numId="11">
-    <w:abstractNumId w:val="8"/>
+    <w:abstractNumId w:val="9"/>
   </w:num>
   <w:num w:numId="12">
     <w:abstractNumId w:val="1"/>
   </w:num>
   <w:num w:numId="13">
+    <w:abstractNumId w:val="13"/>
+  </w:num>
+  <w:num w:numId="14">
+    <w:abstractNumId w:val="6"/>
+  </w:num>
+  <w:num w:numId="15">
+    <w:abstractNumId w:val="15"/>
+  </w:num>
+  <w:num w:numId="16">
     <w:abstractNumId w:val="11"/>
   </w:num>
 </w:numbering>
@@ -16286,7 +17931,6 @@
   <w:style w:type="character" w:default="1" w:styleId="Fuentedeprrafopredeter">
     <w:name w:val="Default Paragraph Font"/>
     <w:uiPriority w:val="1"/>
-    <w:semiHidden/>
     <w:unhideWhenUsed/>
   </w:style>
   <w:style w:type="table" w:default="1" w:styleId="Tablanormal">
